--- a/docs/legal-research/forms/運輸局照会書.docx
+++ b/docs/legal-research/forms/運輸局照会書.docx
@@ -2069,7 +2069,7 @@
           <w:sz w:val="20"/>
           <w:szCs w:val="20"/>
         </w:rPr>
-        <w:t xml:space="preserve">に至つた者を除く。）であつてはならない」と定めているためです。</w:t>
+        <w:t xml:space="preserve">に至った者を除く。）であってはならない」と定めているためです。</w:t>
       </w:r>
     </w:p>
     <w:p>
@@ -2359,7 +2359,7 @@
           <w:sz w:val="20"/>
           <w:szCs w:val="20"/>
         </w:rPr>
-        <w:t xml:space="preserve">(4) 「試みの使用期間中の者（十四日を超えて引き続き使用されるに至つた者を除く。）」とあるため、</w:t>
+        <w:t xml:space="preserve">(4) 「試みの使用期間中の者（十四日を超えて引き続き使用されるに至った者を除く。）」とあるため、</w:t>
       </w:r>
     </w:p>
     <w:p>
@@ -5212,7 +5212,7 @@
           <w:sz w:val="19"/>
           <w:szCs w:val="19"/>
         </w:rPr>
-        <w:t xml:space="preserve">・貨物自動車運送事業法9条1項・10条1項・24条2項・2条7項</w:t>
+        <w:t xml:space="preserve">・貨物自動車運送事業法9条1項・10条1項・24条2項・24条の5・2条7項・61条</w:t>
       </w:r>
     </w:p>
     <w:p>
@@ -5357,6 +5357,48 @@
           <w:sz w:val="20"/>
           <w:szCs w:val="20"/>
         </w:rPr>
+        <w:t xml:space="preserve">　　（登録免許税法別表第一125号の課税物件の細目には、貨物自動車運送事業法については</w:t>
+      </w:r>
+    </w:p>
+    <w:p>
+      <w:pPr>
+        <w:spacing w:after="0" w:before="0" w:line="290" w:lineRule="auto"/>
+        <w:ind w:left="180"/>
+      </w:pPr>
+      <w:r>
+        <w:rPr>
+          <w:rFonts w:ascii="ＭＳ 明朝" w:eastAsia="ＭＳ 明朝" w:hAnsi="ＭＳ 明朝"/>
+          <w:sz w:val="20"/>
+          <w:szCs w:val="20"/>
+        </w:rPr>
+        <w:t xml:space="preserve">　　　3条の許可と35条1項の許可のみが掲げられ、9条1項の事業計画変更認可は掲げられて</w:t>
+      </w:r>
+    </w:p>
+    <w:p>
+      <w:pPr>
+        <w:spacing w:after="0" w:before="0" w:line="290" w:lineRule="auto"/>
+        <w:ind w:left="180"/>
+      </w:pPr>
+      <w:r>
+        <w:rPr>
+          <w:rFonts w:ascii="ＭＳ 明朝" w:eastAsia="ＭＳ 明朝" w:hAnsi="ＭＳ 明朝"/>
+          <w:sz w:val="20"/>
+          <w:szCs w:val="20"/>
+        </w:rPr>
+        <w:t xml:space="preserve">　　　いないこと、法61条の手数料は運行管理者試験等に限られることを確認しております。）</w:t>
+      </w:r>
+    </w:p>
+    <w:p>
+      <w:pPr>
+        <w:spacing w:after="0" w:before="0" w:line="290" w:lineRule="auto"/>
+        <w:ind w:left="180"/>
+      </w:pPr>
+      <w:r>
+        <w:rPr>
+          <w:rFonts w:ascii="ＭＳ 明朝" w:eastAsia="ＭＳ 明朝" w:hAnsi="ＭＳ 明朝"/>
+          <w:sz w:val="20"/>
+          <w:szCs w:val="20"/>
+        </w:rPr>
         <w:t xml:space="preserve">(4) 標準貨物自動車運送約款を使用している場合、約款変更認可（法10条1項）は不要、</w:t>
       </w:r>
     </w:p>
@@ -5427,7 +5469,21 @@
           <w:sz w:val="20"/>
           <w:szCs w:val="20"/>
         </w:rPr>
-        <w:t xml:space="preserve">(6) 実運送体制管理簿・法24条2項書面について、公式の様式例やひな形はございますでしょうか。</w:t>
+        <w:t xml:space="preserve">(6) 実運送体制管理簿（法24条の5）・法24条2項の書面について、公式の様式例やひな形は</w:t>
+      </w:r>
+    </w:p>
+    <w:p>
+      <w:pPr>
+        <w:spacing w:after="0" w:before="0" w:line="290" w:lineRule="auto"/>
+        <w:ind w:left="180"/>
+      </w:pPr>
+      <w:r>
+        <w:rPr>
+          <w:rFonts w:ascii="ＭＳ 明朝" w:eastAsia="ＭＳ 明朝" w:hAnsi="ＭＳ 明朝"/>
+          <w:sz w:val="20"/>
+          <w:szCs w:val="20"/>
+        </w:rPr>
+        <w:t xml:space="preserve">　　ございますでしょうか。</w:t>
       </w:r>
     </w:p>
     <w:p>
@@ -8971,21 +9027,91 @@
           <w:sz w:val="20"/>
           <w:szCs w:val="20"/>
         </w:rPr>
-        <w:t xml:space="preserve">券面に記載がない場合でも、自動車検査証記録事項の用紙または車検証閲覧アプリで</w:t>
-      </w:r>
-    </w:p>
-    <w:p>
-      <w:pPr>
-        <w:spacing w:after="0" w:before="0" w:line="290" w:lineRule="auto"/>
-        <w:ind w:left="180"/>
-      </w:pPr>
-      <w:r>
-        <w:rPr>
-          <w:rFonts w:ascii="ＭＳ 明朝" w:eastAsia="ＭＳ 明朝" w:hAnsi="ＭＳ 明朝"/>
-          <w:sz w:val="20"/>
-          <w:szCs w:val="20"/>
-        </w:rPr>
-        <w:t xml:space="preserve">確認できるものと考えております。</w:t>
+        <w:t xml:space="preserve">道路運送車両法58条2項は、自動車検査証を「車台番号、使用者の氏名又は名称その他国土交通省令で</w:t>
+      </w:r>
+    </w:p>
+    <w:p>
+      <w:pPr>
+        <w:spacing w:after="0" w:before="0" w:line="290" w:lineRule="auto"/>
+        <w:ind w:left="180"/>
+      </w:pPr>
+      <w:r>
+        <w:rPr>
+          <w:rFonts w:ascii="ＭＳ 明朝" w:eastAsia="ＭＳ 明朝" w:hAnsi="ＭＳ 明朝"/>
+          <w:sz w:val="20"/>
+          <w:szCs w:val="20"/>
+        </w:rPr>
+        <w:t xml:space="preserve">定める事項が記載され、かつ、これらの事項、有効期間その他国土交通省令で定める事項（……</w:t>
+      </w:r>
+    </w:p>
+    <w:p>
+      <w:pPr>
+        <w:spacing w:after="0" w:before="0" w:line="290" w:lineRule="auto"/>
+        <w:ind w:left="180"/>
+      </w:pPr>
+      <w:r>
+        <w:rPr>
+          <w:rFonts w:ascii="ＭＳ 明朝" w:eastAsia="ＭＳ 明朝" w:hAnsi="ＭＳ 明朝"/>
+          <w:sz w:val="20"/>
+          <w:szCs w:val="20"/>
+        </w:rPr>
+        <w:t xml:space="preserve">自動車検査証記録事項……）が電子的方法……により記録されたカード」としています。</w:t>
+      </w:r>
+    </w:p>
+    <w:p>
+      <w:pPr>
+        <w:spacing w:after="0" w:before="0" w:line="290" w:lineRule="auto"/>
+        <w:ind w:left="180"/>
+      </w:pPr>
+      <w:r>
+        <w:rPr>
+          <w:rFonts w:ascii="ＭＳ 明朝" w:eastAsia="ＭＳ 明朝" w:hAnsi="ＭＳ 明朝"/>
+          <w:sz w:val="20"/>
+          <w:szCs w:val="20"/>
+        </w:rPr>
+        <w:t xml:space="preserve">券面に記載する事項は施行規則35条の3、記録する事項は同35条の4に掲げられていますが、</w:t>
+      </w:r>
+    </w:p>
+    <w:p>
+      <w:pPr>
+        <w:spacing w:after="0" w:before="0" w:line="290" w:lineRule="auto"/>
+        <w:ind w:left="180"/>
+      </w:pPr>
+      <w:r>
+        <w:rPr>
+          <w:rFonts w:ascii="ＭＳ 明朝" w:eastAsia="ＭＳ 明朝" w:hAnsi="ＭＳ 明朝"/>
+          <w:sz w:val="20"/>
+          <w:szCs w:val="20"/>
+        </w:rPr>
+        <w:t xml:space="preserve">いずれにもダンプ規制法の表示番号は挙がっておりません。</w:t>
+      </w:r>
+    </w:p>
+    <w:p>
+      <w:pPr>
+        <w:spacing w:after="0" w:before="0" w:line="290" w:lineRule="auto"/>
+        <w:ind w:left="180"/>
+      </w:pPr>
+      <w:r>
+        <w:rPr>
+          <w:rFonts w:ascii="ＭＳ 明朝" w:eastAsia="ＭＳ 明朝" w:hAnsi="ＭＳ 明朝"/>
+          <w:sz w:val="20"/>
+          <w:szCs w:val="20"/>
+        </w:rPr>
+        <w:t xml:space="preserve">そのため表示番号は備考欄への記載であって、法67条1項の「自動車検査証記録事項」には</w:t>
+      </w:r>
+    </w:p>
+    <w:p>
+      <w:pPr>
+        <w:spacing w:after="0" w:before="0" w:line="290" w:lineRule="auto"/>
+        <w:ind w:left="180"/>
+      </w:pPr>
+      <w:r>
+        <w:rPr>
+          <w:rFonts w:ascii="ＭＳ 明朝" w:eastAsia="ＭＳ 明朝" w:hAnsi="ＭＳ 明朝"/>
+          <w:sz w:val="20"/>
+          <w:szCs w:val="20"/>
+        </w:rPr>
+        <w:t xml:space="preserve">当たらないのではないか、と考えております。</w:t>
       </w:r>
     </w:p>
     <w:p>
@@ -9060,7 +9186,21 @@
           <w:sz w:val="19"/>
           <w:szCs w:val="19"/>
         </w:rPr>
-        <w:t xml:space="preserve">・道路運送車両法61条の2・67条1項／ダンプ規制法3条・4条</w:t>
+        <w:t xml:space="preserve">・道路運送車両法58条2項・67条1項／同施行規則35条の3・35条の4</w:t>
+      </w:r>
+    </w:p>
+    <w:p>
+      <w:pPr>
+        <w:spacing w:after="0" w:before="0" w:line="290" w:lineRule="auto"/>
+        <w:ind w:left="180"/>
+      </w:pPr>
+      <w:r>
+        <w:rPr>
+          <w:rFonts w:ascii="ＭＳ 明朝" w:eastAsia="ＭＳ 明朝" w:hAnsi="ＭＳ 明朝"/>
+          <w:sz w:val="19"/>
+          <w:szCs w:val="19"/>
+        </w:rPr>
+        <w:t xml:space="preserve">・ダンプ規制法3条1項・4条／同施行規則3条3項</w:t>
       </w:r>
     </w:p>
     <w:p>
@@ -9191,35 +9331,49 @@
           <w:sz w:val="20"/>
           <w:szCs w:val="20"/>
         </w:rPr>
-        <w:t xml:space="preserve">(3) 表示番号は、道路運送車両法67条1項の「自動車検査証記録事項」に当たりますでしょうか。</w:t>
-      </w:r>
-    </w:p>
-    <w:p>
-      <w:pPr>
-        <w:spacing w:after="0" w:before="0" w:line="290" w:lineRule="auto"/>
-        <w:ind w:left="180"/>
-      </w:pPr>
-      <w:r>
-        <w:rPr>
-          <w:rFonts w:ascii="ＭＳ 明朝" w:eastAsia="ＭＳ 明朝" w:hAnsi="ＭＳ 明朝"/>
-          <w:sz w:val="20"/>
-          <w:szCs w:val="20"/>
-        </w:rPr>
-        <w:t xml:space="preserve">　　当たる場合、経営する事業の種類の変更により表示番号を取り直した際は、</w:t>
-      </w:r>
-    </w:p>
-    <w:p>
-      <w:pPr>
-        <w:spacing w:after="0" w:before="0" w:line="290" w:lineRule="auto"/>
-        <w:ind w:left="180"/>
-      </w:pPr>
-      <w:r>
-        <w:rPr>
-          <w:rFonts w:ascii="ＭＳ 明朝" w:eastAsia="ＭＳ 明朝" w:hAnsi="ＭＳ 明朝"/>
-          <w:sz w:val="20"/>
-          <w:szCs w:val="20"/>
-        </w:rPr>
-        <w:t xml:space="preserve">　　15日以内の変更記録の申請が必要となる、という理解でよろしいでしょうか。</w:t>
+        <w:t xml:space="preserve">(3) 表示番号は、施行規則35条の3・35条の4のいずれにも掲げられていないことから、</w:t>
+      </w:r>
+    </w:p>
+    <w:p>
+      <w:pPr>
+        <w:spacing w:after="0" w:before="0" w:line="290" w:lineRule="auto"/>
+        <w:ind w:left="180"/>
+      </w:pPr>
+      <w:r>
+        <w:rPr>
+          <w:rFonts w:ascii="ＭＳ 明朝" w:eastAsia="ＭＳ 明朝" w:hAnsi="ＭＳ 明朝"/>
+          <w:sz w:val="20"/>
+          <w:szCs w:val="20"/>
+        </w:rPr>
+        <w:t xml:space="preserve">　　法67条1項の「自動車検査証記録事項」には当たらず、経営する事業の種類の変更により</w:t>
+      </w:r>
+    </w:p>
+    <w:p>
+      <w:pPr>
+        <w:spacing w:after="0" w:before="0" w:line="290" w:lineRule="auto"/>
+        <w:ind w:left="180"/>
+      </w:pPr>
+      <w:r>
+        <w:rPr>
+          <w:rFonts w:ascii="ＭＳ 明朝" w:eastAsia="ＭＳ 明朝" w:hAnsi="ＭＳ 明朝"/>
+          <w:sz w:val="20"/>
+          <w:szCs w:val="20"/>
+        </w:rPr>
+        <w:t xml:space="preserve">　　表示番号を取り直した場合でも、15日以内の変更記録の申請は要しない、</w:t>
+      </w:r>
+    </w:p>
+    <w:p>
+      <w:pPr>
+        <w:spacing w:after="0" w:before="0" w:line="290" w:lineRule="auto"/>
+        <w:ind w:left="180"/>
+      </w:pPr>
+      <w:r>
+        <w:rPr>
+          <w:rFonts w:ascii="ＭＳ 明朝" w:eastAsia="ＭＳ 明朝" w:hAnsi="ＭＳ 明朝"/>
+          <w:sz w:val="20"/>
+          <w:szCs w:val="20"/>
+        </w:rPr>
+        <w:t xml:space="preserve">　　という理解でよろしいでしょうか。</w:t>
       </w:r>
     </w:p>
     <w:p>

--- a/docs/legal-research/forms/運輸局照会書.docx
+++ b/docs/legal-research/forms/運輸局照会書.docx
@@ -900,6 +900,8 @@
             <w:r>
               <w:rPr>
                 <w:rFonts w:ascii="ＭＳ 明朝" w:eastAsia="ＭＳ 明朝" w:hAnsi="ＭＳ 明朝"/>
+                <w:b w:val="false"/>
+                <w:bCs w:val="false"/>
                 <w:sz w:val="19"/>
                 <w:szCs w:val="19"/>
               </w:rPr>
@@ -914,6 +916,8 @@
             <w:r>
               <w:rPr>
                 <w:rFonts w:ascii="ＭＳ 明朝" w:eastAsia="ＭＳ 明朝" w:hAnsi="ＭＳ 明朝"/>
+                <w:b w:val="false"/>
+                <w:bCs w:val="false"/>
                 <w:sz w:val="19"/>
                 <w:szCs w:val="19"/>
               </w:rPr>
@@ -928,6 +932,8 @@
             <w:r>
               <w:rPr>
                 <w:rFonts w:ascii="ＭＳ 明朝" w:eastAsia="ＭＳ 明朝" w:hAnsi="ＭＳ 明朝"/>
+                <w:b w:val="false"/>
+                <w:bCs w:val="false"/>
                 <w:sz w:val="19"/>
                 <w:szCs w:val="19"/>
               </w:rPr>
@@ -1037,6 +1043,8 @@
             <w:r>
               <w:rPr>
                 <w:rFonts w:ascii="ＭＳ 明朝" w:eastAsia="ＭＳ 明朝" w:hAnsi="ＭＳ 明朝"/>
+                <w:b w:val="false"/>
+                <w:bCs w:val="false"/>
                 <w:sz w:val="19"/>
                 <w:szCs w:val="19"/>
               </w:rPr>
@@ -1051,6 +1059,8 @@
             <w:r>
               <w:rPr>
                 <w:rFonts w:ascii="ＭＳ 明朝" w:eastAsia="ＭＳ 明朝" w:hAnsi="ＭＳ 明朝"/>
+                <w:b w:val="false"/>
+                <w:bCs w:val="false"/>
                 <w:sz w:val="19"/>
                 <w:szCs w:val="19"/>
               </w:rPr>
@@ -1065,6 +1075,8 @@
             <w:r>
               <w:rPr>
                 <w:rFonts w:ascii="ＭＳ 明朝" w:eastAsia="ＭＳ 明朝" w:hAnsi="ＭＳ 明朝"/>
+                <w:b w:val="false"/>
+                <w:bCs w:val="false"/>
                 <w:sz w:val="19"/>
                 <w:szCs w:val="19"/>
               </w:rPr>
@@ -1174,6 +1186,8 @@
             <w:r>
               <w:rPr>
                 <w:rFonts w:ascii="ＭＳ 明朝" w:eastAsia="ＭＳ 明朝" w:hAnsi="ＭＳ 明朝"/>
+                <w:b w:val="false"/>
+                <w:bCs w:val="false"/>
                 <w:sz w:val="19"/>
                 <w:szCs w:val="19"/>
               </w:rPr>
@@ -1296,6 +1310,8 @@
             <w:r>
               <w:rPr>
                 <w:rFonts w:ascii="ＭＳ 明朝" w:eastAsia="ＭＳ 明朝" w:hAnsi="ＭＳ 明朝"/>
+                <w:b w:val="false"/>
+                <w:bCs w:val="false"/>
                 <w:sz w:val="19"/>
                 <w:szCs w:val="19"/>
               </w:rPr>
@@ -1310,6 +1326,8 @@
             <w:r>
               <w:rPr>
                 <w:rFonts w:ascii="ＭＳ 明朝" w:eastAsia="ＭＳ 明朝" w:hAnsi="ＭＳ 明朝"/>
+                <w:b w:val="false"/>
+                <w:bCs w:val="false"/>
                 <w:sz w:val="19"/>
                 <w:szCs w:val="19"/>
               </w:rPr>
@@ -1324,6 +1342,8 @@
             <w:r>
               <w:rPr>
                 <w:rFonts w:ascii="ＭＳ 明朝" w:eastAsia="ＭＳ 明朝" w:hAnsi="ＭＳ 明朝"/>
+                <w:b w:val="false"/>
+                <w:bCs w:val="false"/>
                 <w:sz w:val="19"/>
                 <w:szCs w:val="19"/>
               </w:rPr>

--- a/docs/legal-research/forms/運輸局照会書.docx
+++ b/docs/legal-research/forms/運輸局照会書.docx
@@ -505,15 +505,15 @@
         <w:tblLayout w:type="fixed"/>
       </w:tblPr>
       <w:tblGrid>
-        <w:gridCol w:w="1100"/>
-        <w:gridCol w:w="2900"/>
+        <w:gridCol w:w="1500"/>
+        <w:gridCol w:w="2500"/>
         <w:gridCol w:w="2400"/>
         <w:gridCol w:w="2672"/>
       </w:tblGrid>
       <w:tr>
         <w:tc>
           <w:tcPr>
-            <w:tcW w:type="dxa" w:w="1100"/>
+            <w:tcW w:type="dxa" w:w="1500"/>
             <w:shd w:fill="E8ECF0" w:color="auto" w:val="clear"/>
             <w:tcMar>
               <w:top w:type="dxa" w:w="60"/>
@@ -542,7 +542,7 @@
         </w:tc>
         <w:tc>
           <w:tcPr>
-            <w:tcW w:type="dxa" w:w="2900"/>
+            <w:tcW w:type="dxa" w:w="2500"/>
             <w:shd w:fill="E8ECF0" w:color="auto" w:val="clear"/>
             <w:tcMar>
               <w:top w:type="dxa" w:w="60"/>
@@ -630,7 +630,7 @@
       <w:tr>
         <w:tc>
           <w:tcPr>
-            <w:tcW w:type="dxa" w:w="1100"/>
+            <w:tcW w:type="dxa" w:w="1500"/>
             <w:tcMar>
               <w:top w:type="dxa" w:w="60"/>
               <w:left w:type="dxa" w:w="100"/>
@@ -652,13 +652,13 @@
                 <w:sz w:val="19"/>
                 <w:szCs w:val="19"/>
               </w:rPr>
-              <w:t xml:space="preserve">甲社</w:t>
+              <w:t xml:space="preserve">A運送</w:t>
             </w:r>
           </w:p>
         </w:tc>
         <w:tc>
           <w:tcPr>
-            <w:tcW w:type="dxa" w:w="2900"/>
+            <w:tcW w:type="dxa" w:w="2500"/>
             <w:tcMar>
               <w:top w:type="dxa" w:w="60"/>
               <w:left w:type="dxa" w:w="100"/>
@@ -789,7 +789,7 @@
       <w:tr>
         <w:tc>
           <w:tcPr>
-            <w:tcW w:type="dxa" w:w="1100"/>
+            <w:tcW w:type="dxa" w:w="1500"/>
             <w:tcMar>
               <w:top w:type="dxa" w:w="60"/>
               <w:left w:type="dxa" w:w="100"/>
@@ -811,13 +811,13 @@
                 <w:sz w:val="19"/>
                 <w:szCs w:val="19"/>
               </w:rPr>
-              <w:t xml:space="preserve">乙社</w:t>
+              <w:t xml:space="preserve">B砕石</w:t>
             </w:r>
           </w:p>
         </w:tc>
         <w:tc>
           <w:tcPr>
-            <w:tcW w:type="dxa" w:w="2900"/>
+            <w:tcW w:type="dxa" w:w="2500"/>
             <w:tcMar>
               <w:top w:type="dxa" w:w="60"/>
               <w:left w:type="dxa" w:w="100"/>
@@ -849,7 +849,7 @@
                 <w:sz w:val="19"/>
                 <w:szCs w:val="19"/>
               </w:rPr>
-              <w:t xml:space="preserve">甲社の親会社</w:t>
+              <w:t xml:space="preserve">A運送の親会社</w:t>
             </w:r>
           </w:p>
         </w:tc>
@@ -945,7 +945,7 @@
       <w:tr>
         <w:tc>
           <w:tcPr>
-            <w:tcW w:type="dxa" w:w="1100"/>
+            <w:tcW w:type="dxa" w:w="1500"/>
             <w:tcMar>
               <w:top w:type="dxa" w:w="60"/>
               <w:left w:type="dxa" w:w="100"/>
@@ -967,13 +967,13 @@
                 <w:sz w:val="19"/>
                 <w:szCs w:val="19"/>
               </w:rPr>
-              <w:t xml:space="preserve">丙社</w:t>
+              <w:t xml:space="preserve">C砂利店</w:t>
             </w:r>
           </w:p>
         </w:tc>
         <w:tc>
           <w:tcPr>
-            <w:tcW w:type="dxa" w:w="2900"/>
+            <w:tcW w:type="dxa" w:w="2500"/>
             <w:tcMar>
               <w:top w:type="dxa" w:w="60"/>
               <w:left w:type="dxa" w:w="100"/>
@@ -1088,7 +1088,7 @@
       <w:tr>
         <w:tc>
           <w:tcPr>
-            <w:tcW w:type="dxa" w:w="1100"/>
+            <w:tcW w:type="dxa" w:w="1500"/>
             <w:tcMar>
               <w:top w:type="dxa" w:w="60"/>
               <w:left w:type="dxa" w:w="100"/>
@@ -1110,13 +1110,13 @@
                 <w:sz w:val="19"/>
                 <w:szCs w:val="19"/>
               </w:rPr>
-              <w:t xml:space="preserve">丁社</w:t>
+              <w:t xml:space="preserve">D建設</w:t>
             </w:r>
           </w:p>
         </w:tc>
         <w:tc>
           <w:tcPr>
-            <w:tcW w:type="dxa" w:w="2900"/>
+            <w:tcW w:type="dxa" w:w="2500"/>
             <w:tcMar>
               <w:top w:type="dxa" w:w="60"/>
               <w:left w:type="dxa" w:w="100"/>
@@ -1199,7 +1199,7 @@
       <w:tr>
         <w:tc>
           <w:tcPr>
-            <w:tcW w:type="dxa" w:w="1100"/>
+            <w:tcW w:type="dxa" w:w="1500"/>
             <w:tcMar>
               <w:top w:type="dxa" w:w="60"/>
               <w:left w:type="dxa" w:w="100"/>
@@ -1221,13 +1221,13 @@
                 <w:sz w:val="19"/>
                 <w:szCs w:val="19"/>
               </w:rPr>
-              <w:t xml:space="preserve">戊</w:t>
+              <w:t xml:space="preserve">E運転者</w:t>
             </w:r>
           </w:p>
         </w:tc>
         <w:tc>
           <w:tcPr>
-            <w:tcW w:type="dxa" w:w="2900"/>
+            <w:tcW w:type="dxa" w:w="2500"/>
             <w:tcMar>
               <w:top w:type="dxa" w:w="60"/>
               <w:left w:type="dxa" w:w="100"/>
@@ -1860,7 +1860,7 @@
           <w:sz w:val="20"/>
           <w:szCs w:val="20"/>
         </w:rPr>
-        <w:t xml:space="preserve">１　甲社〔緑〕は一般貨物自動車運送事業の許可を有し、大型ダンプ5両を事業用自動車として</w:t>
+        <w:t xml:space="preserve">１　A運送〔緑〕は一般貨物自動車運送事業の許可を有し、大型ダンプ5両を事業用自動車として</w:t>
       </w:r>
     </w:p>
     <w:p>
@@ -1916,7 +1916,7 @@
           <w:sz w:val="20"/>
           <w:szCs w:val="20"/>
         </w:rPr>
-        <w:t xml:space="preserve">　　甲社の事業用自動車（緑ナンバー）に乗務させて、甲社が請け負った運送を行わせたいと</w:t>
+        <w:t xml:space="preserve">　　A運送の事業用自動車（緑ナンバー）に乗務させて、A運送が請け負った運送を行わせたいと</w:t>
       </w:r>
     </w:p>
     <w:p>
@@ -1944,7 +1944,7 @@
           <w:sz w:val="20"/>
           <w:szCs w:val="20"/>
         </w:rPr>
-        <w:t xml:space="preserve">４　賃金は甲社が給与として直接支払い、源泉徴収します。運行管理者による点呼を行い、</w:t>
+        <w:t xml:space="preserve">４　賃金はA運送が給与として直接支払い、源泉徴収します。運行管理者による点呼を行い、</w:t>
       </w:r>
     </w:p>
     <w:p>
@@ -2593,35 +2593,35 @@
           <w:sz w:val="20"/>
           <w:szCs w:val="20"/>
         </w:rPr>
-        <w:t xml:space="preserve">１　乙社〔白〕は砕石の製造販売業者で、貨物自動車運送事業の許可を有しません。</w:t>
-      </w:r>
-    </w:p>
-    <w:p>
-      <w:pPr>
-        <w:spacing w:after="0" w:before="0" w:line="290" w:lineRule="auto"/>
-        <w:ind w:left="180"/>
-      </w:pPr>
-      <w:r>
-        <w:rPr>
-          <w:rFonts w:ascii="ＭＳ 明朝" w:eastAsia="ＭＳ 明朝" w:hAnsi="ＭＳ 明朝"/>
-          <w:sz w:val="20"/>
-          <w:szCs w:val="20"/>
-        </w:rPr>
-        <w:t xml:space="preserve">２　乙社が、自社で製造した砕石を客先へ納入します。</w:t>
-      </w:r>
-    </w:p>
-    <w:p>
-      <w:pPr>
-        <w:spacing w:after="0" w:before="0" w:line="290" w:lineRule="auto"/>
-        <w:ind w:left="180"/>
-      </w:pPr>
-      <w:r>
-        <w:rPr>
-          <w:rFonts w:ascii="ＭＳ 明朝" w:eastAsia="ＭＳ 明朝" w:hAnsi="ＭＳ 明朝"/>
-          <w:sz w:val="20"/>
-          <w:szCs w:val="20"/>
-        </w:rPr>
-        <w:t xml:space="preserve">３　運転者（戊）は乙社が日雇いで雇用します。労働条件通知書（建設労働者用・日雇型／様式8）</w:t>
+        <w:t xml:space="preserve">１　B砕石〔白〕は砕石の製造販売業者で、貨物自動車運送事業の許可を有しません。</w:t>
+      </w:r>
+    </w:p>
+    <w:p>
+      <w:pPr>
+        <w:spacing w:after="0" w:before="0" w:line="290" w:lineRule="auto"/>
+        <w:ind w:left="180"/>
+      </w:pPr>
+      <w:r>
+        <w:rPr>
+          <w:rFonts w:ascii="ＭＳ 明朝" w:eastAsia="ＭＳ 明朝" w:hAnsi="ＭＳ 明朝"/>
+          <w:sz w:val="20"/>
+          <w:szCs w:val="20"/>
+        </w:rPr>
+        <w:t xml:space="preserve">２　B砕石が、自社で製造した砕石を客先へ納入します。</w:t>
+      </w:r>
+    </w:p>
+    <w:p>
+      <w:pPr>
+        <w:spacing w:after="0" w:before="0" w:line="290" w:lineRule="auto"/>
+        <w:ind w:left="180"/>
+      </w:pPr>
+      <w:r>
+        <w:rPr>
+          <w:rFonts w:ascii="ＭＳ 明朝" w:eastAsia="ＭＳ 明朝" w:hAnsi="ＭＳ 明朝"/>
+          <w:sz w:val="20"/>
+          <w:szCs w:val="20"/>
+        </w:rPr>
+        <w:t xml:space="preserve">３　E運転者は、B砕石が日雇いで雇用します。労働条件通知書（建設労働者用・日雇型／様式8）</w:t>
       </w:r>
     </w:p>
     <w:p>
@@ -2663,7 +2663,7 @@
           <w:sz w:val="20"/>
           <w:szCs w:val="20"/>
         </w:rPr>
-        <w:t xml:space="preserve">４　車両は戊本人が所有する白ナンバーのダンプで、車検証上の使用者も本人のままとします。</w:t>
+        <w:t xml:space="preserve">４　車両はE運転者本人が所有する白ナンバーのダンプで、車検証上の使用者も本人のままとします。</w:t>
       </w:r>
     </w:p>
     <w:p>
@@ -2691,7 +2691,7 @@
           <w:sz w:val="20"/>
           <w:szCs w:val="20"/>
         </w:rPr>
-        <w:t xml:space="preserve">５　甲社〔緑〕は、この運送に一切関与せず、運賃も収受しません。</w:t>
+        <w:t xml:space="preserve">５　A運送〔緑〕は、この運送に一切関与せず、運賃も収受しません。</w:t>
       </w:r>
     </w:p>
     <w:p>
@@ -2766,7 +2766,7 @@
           <w:sz w:val="20"/>
           <w:szCs w:val="20"/>
         </w:rPr>
-        <w:t xml:space="preserve">乙社が自ら所有する貨物を自ら運送する場合に当たり、法の許可は不要と考えております。</w:t>
+        <w:t xml:space="preserve">B砕石が自ら所有する貨物を自ら運送する場合に当たり、法の許可は不要と考えております。</w:t>
       </w:r>
     </w:p>
     <w:p>
@@ -2958,35 +2958,35 @@
           <w:sz w:val="20"/>
           <w:szCs w:val="20"/>
         </w:rPr>
-        <w:t xml:space="preserve">(2) 前提5が崩れ、乙社〔白〕が甲社〔緑〕に運賃を支払う形とした場合は、</w:t>
-      </w:r>
-    </w:p>
-    <w:p>
-      <w:pPr>
-        <w:spacing w:after="0" w:before="0" w:line="290" w:lineRule="auto"/>
-        <w:ind w:left="180"/>
-      </w:pPr>
-      <w:r>
-        <w:rPr>
-          <w:rFonts w:ascii="ＭＳ 明朝" w:eastAsia="ＭＳ 明朝" w:hAnsi="ＭＳ 明朝"/>
-          <w:sz w:val="20"/>
-          <w:szCs w:val="20"/>
-        </w:rPr>
-        <w:t xml:space="preserve">　　甲社の運送事業となり事業用自動車が必要になる、という理解でよろしいでしょうか。</w:t>
-      </w:r>
-    </w:p>
-    <w:p>
-      <w:pPr>
-        <w:spacing w:after="0" w:before="0" w:line="290" w:lineRule="auto"/>
-        <w:ind w:left="180"/>
-      </w:pPr>
-      <w:r>
-        <w:rPr>
-          <w:rFonts w:ascii="ＭＳ 明朝" w:eastAsia="ＭＳ 明朝" w:hAnsi="ＭＳ 明朝"/>
-          <w:sz w:val="20"/>
-          <w:szCs w:val="20"/>
-        </w:rPr>
-        <w:t xml:space="preserve">(3) 運転者を甲社〔緑〕が雇用し、親会社である乙社〔白〕の荷を運ばせた場合は、</w:t>
+        <w:t xml:space="preserve">(2) 前提5が崩れ、B砕石〔白〕がA運送〔緑〕に運賃を支払う形とした場合は、</w:t>
+      </w:r>
+    </w:p>
+    <w:p>
+      <w:pPr>
+        <w:spacing w:after="0" w:before="0" w:line="290" w:lineRule="auto"/>
+        <w:ind w:left="180"/>
+      </w:pPr>
+      <w:r>
+        <w:rPr>
+          <w:rFonts w:ascii="ＭＳ 明朝" w:eastAsia="ＭＳ 明朝" w:hAnsi="ＭＳ 明朝"/>
+          <w:sz w:val="20"/>
+          <w:szCs w:val="20"/>
+        </w:rPr>
+        <w:t xml:space="preserve">　　A運送の運送事業となり事業用自動車が必要になる、という理解でよろしいでしょうか。</w:t>
+      </w:r>
+    </w:p>
+    <w:p>
+      <w:pPr>
+        <w:spacing w:after="0" w:before="0" w:line="290" w:lineRule="auto"/>
+        <w:ind w:left="180"/>
+      </w:pPr>
+      <w:r>
+        <w:rPr>
+          <w:rFonts w:ascii="ＭＳ 明朝" w:eastAsia="ＭＳ 明朝" w:hAnsi="ＭＳ 明朝"/>
+          <w:sz w:val="20"/>
+          <w:szCs w:val="20"/>
+        </w:rPr>
+        <w:t xml:space="preserve">(3) 運転者をA運送〔緑〕が雇用し、親会社であるB砕石〔白〕の荷を運ばせた場合は、</w:t>
       </w:r>
     </w:p>
     <w:p>
@@ -3239,7 +3239,7 @@
           <w:sz w:val="20"/>
           <w:szCs w:val="20"/>
         </w:rPr>
-        <w:t xml:space="preserve">１　乙社〔白〕（砕石の製造販売。運送業の許可なし）が、丙社〔白〕に、採石場渡しで</w:t>
+        <w:t xml:space="preserve">１　B砕石〔白〕（砕石の製造販売。運送業の許可なし）が、C砂利店〔白〕に、採石場渡しで</w:t>
       </w:r>
     </w:p>
     <w:p>
@@ -3267,49 +3267,49 @@
           <w:sz w:val="20"/>
           <w:szCs w:val="20"/>
         </w:rPr>
-        <w:t xml:space="preserve">２　丙社は、買い取った砕石を自社の白ナンバーのダンプで工事現場へ運び、</w:t>
-      </w:r>
-    </w:p>
-    <w:p>
-      <w:pPr>
-        <w:spacing w:after="0" w:before="0" w:line="290" w:lineRule="auto"/>
-        <w:ind w:left="180"/>
-      </w:pPr>
-      <w:r>
-        <w:rPr>
-          <w:rFonts w:ascii="ＭＳ 明朝" w:eastAsia="ＭＳ 明朝" w:hAnsi="ＭＳ 明朝"/>
-          <w:sz w:val="20"/>
-          <w:szCs w:val="20"/>
-        </w:rPr>
-        <w:t xml:space="preserve">　　現場の元請である丁社へ転売します。</w:t>
-      </w:r>
-    </w:p>
-    <w:p>
-      <w:pPr>
-        <w:spacing w:after="0" w:before="0" w:line="290" w:lineRule="auto"/>
-        <w:ind w:left="180"/>
-      </w:pPr>
-      <w:r>
-        <w:rPr>
-          <w:rFonts w:ascii="ＭＳ 明朝" w:eastAsia="ＭＳ 明朝" w:hAnsi="ＭＳ 明朝"/>
-          <w:sz w:val="20"/>
-          <w:szCs w:val="20"/>
-        </w:rPr>
-        <w:t xml:space="preserve">３　乙社から丙社への支払いは一切ありません。</w:t>
-      </w:r>
-    </w:p>
-    <w:p>
-      <w:pPr>
-        <w:spacing w:after="0" w:before="0" w:line="290" w:lineRule="auto"/>
-        <w:ind w:left="180"/>
-      </w:pPr>
-      <w:r>
-        <w:rPr>
-          <w:rFonts w:ascii="ＭＳ 明朝" w:eastAsia="ＭＳ 明朝" w:hAnsi="ＭＳ 明朝"/>
-          <w:sz w:val="20"/>
-          <w:szCs w:val="20"/>
-        </w:rPr>
-        <w:t xml:space="preserve">　　所有権は採石場で丙社に移り、代金回収リスク・在庫リスクも丙社が負います。</w:t>
+        <w:t xml:space="preserve">２　C砂利店は、買い取った砕石を自社の白ナンバーのダンプで工事現場へ運び、</w:t>
+      </w:r>
+    </w:p>
+    <w:p>
+      <w:pPr>
+        <w:spacing w:after="0" w:before="0" w:line="290" w:lineRule="auto"/>
+        <w:ind w:left="180"/>
+      </w:pPr>
+      <w:r>
+        <w:rPr>
+          <w:rFonts w:ascii="ＭＳ 明朝" w:eastAsia="ＭＳ 明朝" w:hAnsi="ＭＳ 明朝"/>
+          <w:sz w:val="20"/>
+          <w:szCs w:val="20"/>
+        </w:rPr>
+        <w:t xml:space="preserve">　　現場の元請であるD建設へ転売します。</w:t>
+      </w:r>
+    </w:p>
+    <w:p>
+      <w:pPr>
+        <w:spacing w:after="0" w:before="0" w:line="290" w:lineRule="auto"/>
+        <w:ind w:left="180"/>
+      </w:pPr>
+      <w:r>
+        <w:rPr>
+          <w:rFonts w:ascii="ＭＳ 明朝" w:eastAsia="ＭＳ 明朝" w:hAnsi="ＭＳ 明朝"/>
+          <w:sz w:val="20"/>
+          <w:szCs w:val="20"/>
+        </w:rPr>
+        <w:t xml:space="preserve">３　B砕石からC砂利店への支払いは一切ありません。</w:t>
+      </w:r>
+    </w:p>
+    <w:p>
+      <w:pPr>
+        <w:spacing w:after="0" w:before="0" w:line="290" w:lineRule="auto"/>
+        <w:ind w:left="180"/>
+      </w:pPr>
+      <w:r>
+        <w:rPr>
+          <w:rFonts w:ascii="ＭＳ 明朝" w:eastAsia="ＭＳ 明朝" w:hAnsi="ＭＳ 明朝"/>
+          <w:sz w:val="20"/>
+          <w:szCs w:val="20"/>
+        </w:rPr>
+        <w:t xml:space="preserve">　　所有権は採石場でC砂利店に移り、代金回収リスク・在庫リスクもC砂利店が負います。</w:t>
       </w:r>
     </w:p>
     <w:p>
@@ -3384,7 +3384,7 @@
           <w:sz w:val="20"/>
           <w:szCs w:val="20"/>
         </w:rPr>
-        <w:t xml:space="preserve">丙社は自ら所有する貨物を自ら運送しており、法の許可は不要と考えております。</w:t>
+        <w:t xml:space="preserve">C砂利店は自ら所有する貨物を自ら運送しており、法の許可は不要と考えております。</w:t>
       </w:r>
     </w:p>
     <w:p>
@@ -3562,7 +3562,7 @@
           <w:sz w:val="20"/>
           <w:szCs w:val="20"/>
         </w:rPr>
-        <w:t xml:space="preserve">(2) 丙社〔白〕が元請の丁社に請求する際、</w:t>
+        <w:t xml:space="preserve">(2) C砂利店〔白〕が元請のD建設に請求する際、</w:t>
       </w:r>
     </w:p>
     <w:p>
@@ -3646,7 +3646,7 @@
           <w:sz w:val="20"/>
           <w:szCs w:val="20"/>
         </w:rPr>
-        <w:t xml:space="preserve">(4) 後日、丙社〔白〕が売れ残りを乙社〔白〕に買い戻してもらう約束がある場合は、</w:t>
+        <w:t xml:space="preserve">(4) 後日、C砂利店〔白〕が売れ残りをB砕石〔白〕に買い戻してもらう約束がある場合は、</w:t>
       </w:r>
     </w:p>
     <w:p>
@@ -3899,35 +3899,35 @@
           <w:sz w:val="20"/>
           <w:szCs w:val="20"/>
         </w:rPr>
-        <w:t xml:space="preserve">１　甲社〔緑〕が、建設工事の元請である丁社から残土の運搬と処分を請け負います。</w:t>
-      </w:r>
-    </w:p>
-    <w:p>
-      <w:pPr>
-        <w:spacing w:after="0" w:before="0" w:line="290" w:lineRule="auto"/>
-        <w:ind w:left="180"/>
-      </w:pPr>
-      <w:r>
-        <w:rPr>
-          <w:rFonts w:ascii="ＭＳ 明朝" w:eastAsia="ＭＳ 明朝" w:hAnsi="ＭＳ 明朝"/>
-          <w:sz w:val="20"/>
-          <w:szCs w:val="20"/>
-        </w:rPr>
-        <w:t xml:space="preserve">２　運搬は甲社の従業員（雇用関係あり）が行います。</w:t>
-      </w:r>
-    </w:p>
-    <w:p>
-      <w:pPr>
-        <w:spacing w:after="0" w:before="0" w:line="290" w:lineRule="auto"/>
-        <w:ind w:left="180"/>
-      </w:pPr>
-      <w:r>
-        <w:rPr>
-          <w:rFonts w:ascii="ＭＳ 明朝" w:eastAsia="ＭＳ 明朝" w:hAnsi="ＭＳ 明朝"/>
-          <w:sz w:val="20"/>
-          <w:szCs w:val="20"/>
-        </w:rPr>
-        <w:t xml:space="preserve">３　受入地は甲社が自ら確保し、埋戻し・盛土まで甲社の責任で実施します。</w:t>
+        <w:t xml:space="preserve">１　A運送〔緑〕が、建設工事の元請であるD建設から残土の運搬と処分を請け負います。</w:t>
+      </w:r>
+    </w:p>
+    <w:p>
+      <w:pPr>
+        <w:spacing w:after="0" w:before="0" w:line="290" w:lineRule="auto"/>
+        <w:ind w:left="180"/>
+      </w:pPr>
+      <w:r>
+        <w:rPr>
+          <w:rFonts w:ascii="ＭＳ 明朝" w:eastAsia="ＭＳ 明朝" w:hAnsi="ＭＳ 明朝"/>
+          <w:sz w:val="20"/>
+          <w:szCs w:val="20"/>
+        </w:rPr>
+        <w:t xml:space="preserve">２　運搬はA運送の従業員（雇用関係あり）が行います。</w:t>
+      </w:r>
+    </w:p>
+    <w:p>
+      <w:pPr>
+        <w:spacing w:after="0" w:before="0" w:line="290" w:lineRule="auto"/>
+        <w:ind w:left="180"/>
+      </w:pPr>
+      <w:r>
+        <w:rPr>
+          <w:rFonts w:ascii="ＭＳ 明朝" w:eastAsia="ＭＳ 明朝" w:hAnsi="ＭＳ 明朝"/>
+          <w:sz w:val="20"/>
+          <w:szCs w:val="20"/>
+        </w:rPr>
+        <w:t xml:space="preserve">３　受入地はA運送が自ら確保し、埋戻し・盛土までA運送の責任で実施します。</w:t>
       </w:r>
     </w:p>
     <w:p>
@@ -4016,7 +4016,7 @@
           <w:sz w:val="20"/>
           <w:szCs w:val="20"/>
         </w:rPr>
-        <w:t xml:space="preserve">甲社の生業と密接不可分で、その業務に付帯する運送であり、運送の対価としての有償性もないため、</w:t>
+        <w:t xml:space="preserve">A運送の生業と密接不可分で、その業務に付帯する運送であり、運送の対価としての有償性もないため、</w:t>
       </w:r>
     </w:p>
     <w:p>
@@ -4044,7 +4044,7 @@
           <w:sz w:val="20"/>
           <w:szCs w:val="20"/>
         </w:rPr>
-        <w:t xml:space="preserve">（この照会は、甲社が白ナンバーの車両で行う場合を想定したものです。）</w:t>
+        <w:t xml:space="preserve">（この照会は、A運送が白ナンバーの車両で行う場合を想定したものです。）</w:t>
       </w:r>
     </w:p>
     <w:p>
@@ -4250,7 +4250,7 @@
           <w:sz w:val="20"/>
           <w:szCs w:val="20"/>
         </w:rPr>
-        <w:t xml:space="preserve">(3) 受入地を元請の丁社が手配し、甲社は運搬して荷下ろしするだけの場合は、</w:t>
+        <w:t xml:space="preserve">(3) 受入地を元請のD建設が手配し、A運送は運搬して荷下ろしするだけの場合は、</w:t>
       </w:r>
     </w:p>
     <w:p>
@@ -4503,7 +4503,7 @@
           <w:sz w:val="20"/>
           <w:szCs w:val="20"/>
         </w:rPr>
-        <w:t xml:space="preserve">１　甲社〔緑〕は一般貨物自動車運送事業の許可を有しますが、事業計画に貨物自動車利用運送を</w:t>
+        <w:t xml:space="preserve">１　A運送〔緑〕は一般貨物自動車運送事業の許可を有しますが、事業計画に貨物自動車利用運送を</w:t>
       </w:r>
     </w:p>
     <w:p>
@@ -4545,7 +4545,7 @@
           <w:sz w:val="20"/>
           <w:szCs w:val="20"/>
         </w:rPr>
-        <w:t xml:space="preserve">３　甲社がこれを是正するため、事業計画変更認可の申請を行うものとします。</w:t>
+        <w:t xml:space="preserve">３　A運送がこれを是正するため、事業計画変更認可の申請を行うものとします。</w:t>
       </w:r>
     </w:p>
     <w:p>
@@ -5068,7 +5068,7 @@
           <w:sz w:val="20"/>
           <w:szCs w:val="20"/>
         </w:rPr>
-        <w:t xml:space="preserve">甲社〔緑〕は一般貨物自動車運送事業者として、事業計画に貨物自動車利用運送を行う旨を</w:t>
+        <w:t xml:space="preserve">A運送〔緑〕は一般貨物自動車運送事業者として、事業計画に貨物自動車利用運送を行う旨を</w:t>
       </w:r>
     </w:p>
     <w:p>
@@ -5731,21 +5731,21 @@
           <w:sz w:val="20"/>
           <w:szCs w:val="20"/>
         </w:rPr>
-        <w:t xml:space="preserve">１　乙社〔白〕が、自社で製造・販売した砕石を、買主の指定する現場へ届けます。</w:t>
-      </w:r>
-    </w:p>
-    <w:p>
-      <w:pPr>
-        <w:spacing w:after="0" w:before="0" w:line="290" w:lineRule="auto"/>
-        <w:ind w:left="180"/>
-      </w:pPr>
-      <w:r>
-        <w:rPr>
-          <w:rFonts w:ascii="ＭＳ 明朝" w:eastAsia="ＭＳ 明朝" w:hAnsi="ＭＳ 明朝"/>
-          <w:sz w:val="20"/>
-          <w:szCs w:val="20"/>
-        </w:rPr>
-        <w:t xml:space="preserve">２　その運送を、緑ナンバーの運送会社（甲社を含む）に委託し、運賃を支払います。</w:t>
+        <w:t xml:space="preserve">１　B砕石〔白〕が、自社で製造・販売した砕石を、買主の指定する現場へ届けます。</w:t>
+      </w:r>
+    </w:p>
+    <w:p>
+      <w:pPr>
+        <w:spacing w:after="0" w:before="0" w:line="290" w:lineRule="auto"/>
+        <w:ind w:left="180"/>
+      </w:pPr>
+      <w:r>
+        <w:rPr>
+          <w:rFonts w:ascii="ＭＳ 明朝" w:eastAsia="ＭＳ 明朝" w:hAnsi="ＭＳ 明朝"/>
+          <w:sz w:val="20"/>
+          <w:szCs w:val="20"/>
+        </w:rPr>
+        <w:t xml:space="preserve">２　その運送を、緑ナンバーの運送会社（A運送を含む）に委託し、運賃を支払います。</w:t>
       </w:r>
     </w:p>
     <w:p>
@@ -5820,7 +5820,7 @@
           <w:sz w:val="20"/>
           <w:szCs w:val="20"/>
         </w:rPr>
-        <w:t xml:space="preserve">乙社にとっては、自社の販売活動に付随する自社貨物の運送の手配であって、他人の運送需要に</w:t>
+        <w:t xml:space="preserve">B砕石にとっては、自社の販売活動に付随する自社貨物の運送の手配であって、他人の運送需要に</w:t>
       </w:r>
     </w:p>
     <w:p>
@@ -6251,35 +6251,35 @@
           <w:sz w:val="20"/>
           <w:szCs w:val="20"/>
         </w:rPr>
-        <w:t xml:space="preserve">１　戊〔白〕が所有する白ナンバーの大型ダンプがあり、車検証上の使用者も戊本人です。</w:t>
-      </w:r>
-    </w:p>
-    <w:p>
-      <w:pPr>
-        <w:spacing w:after="0" w:before="0" w:line="290" w:lineRule="auto"/>
-        <w:ind w:left="180"/>
-      </w:pPr>
-      <w:r>
-        <w:rPr>
-          <w:rFonts w:ascii="ＭＳ 明朝" w:eastAsia="ＭＳ 明朝" w:hAnsi="ＭＳ 明朝"/>
-          <w:sz w:val="20"/>
-          <w:szCs w:val="20"/>
-        </w:rPr>
-        <w:t xml:space="preserve">２　戊本人が、自らの事業について表示番号の指定を受け、荷台3面に表示しています。</w:t>
-      </w:r>
-    </w:p>
-    <w:p>
-      <w:pPr>
-        <w:spacing w:after="0" w:before="0" w:line="290" w:lineRule="auto"/>
-        <w:ind w:left="180"/>
-      </w:pPr>
-      <w:r>
-        <w:rPr>
-          <w:rFonts w:ascii="ＭＳ 明朝" w:eastAsia="ＭＳ 明朝" w:hAnsi="ＭＳ 明朝"/>
-          <w:sz w:val="20"/>
-          <w:szCs w:val="20"/>
-        </w:rPr>
-        <w:t xml:space="preserve">３　この戊を、午前は乙社〔白〕、午後は丙社〔白〕がそれぞれ日雇いで雇用し、</w:t>
+        <w:t xml:space="preserve">１　E運転者〔白〕が所有する白ナンバーの大型ダンプがあり、車検証上の使用者もE運転者本人です。</w:t>
+      </w:r>
+    </w:p>
+    <w:p>
+      <w:pPr>
+        <w:spacing w:after="0" w:before="0" w:line="290" w:lineRule="auto"/>
+        <w:ind w:left="180"/>
+      </w:pPr>
+      <w:r>
+        <w:rPr>
+          <w:rFonts w:ascii="ＭＳ 明朝" w:eastAsia="ＭＳ 明朝" w:hAnsi="ＭＳ 明朝"/>
+          <w:sz w:val="20"/>
+          <w:szCs w:val="20"/>
+        </w:rPr>
+        <w:t xml:space="preserve">２　E運転者本人が、自らの事業について表示番号の指定を受け、荷台3面に表示しています。</w:t>
+      </w:r>
+    </w:p>
+    <w:p>
+      <w:pPr>
+        <w:spacing w:after="0" w:before="0" w:line="290" w:lineRule="auto"/>
+        <w:ind w:left="180"/>
+      </w:pPr>
+      <w:r>
+        <w:rPr>
+          <w:rFonts w:ascii="ＭＳ 明朝" w:eastAsia="ＭＳ 明朝" w:hAnsi="ＭＳ 明朝"/>
+          <w:sz w:val="20"/>
+          <w:szCs w:val="20"/>
+        </w:rPr>
+        <w:t xml:space="preserve">３　このE運転者を、午前はB砕石〔白〕、午後はC砂利店〔白〕がそれぞれ日雇いで雇用し、</w:t>
       </w:r>
     </w:p>
     <w:p>
@@ -6382,21 +6382,21 @@
           <w:sz w:val="20"/>
           <w:szCs w:val="20"/>
         </w:rPr>
-        <w:t xml:space="preserve">表示番号は車検証上の使用者（＝戊本人）が経営する事業の種類に対応して指定されるものなので、</w:t>
-      </w:r>
-    </w:p>
-    <w:p>
-      <w:pPr>
-        <w:spacing w:after="0" w:before="0" w:line="290" w:lineRule="auto"/>
-        <w:ind w:left="180"/>
-      </w:pPr>
-      <w:r>
-        <w:rPr>
-          <w:rFonts w:ascii="ＭＳ 明朝" w:eastAsia="ＭＳ 明朝" w:hAnsi="ＭＳ 明朝"/>
-          <w:sz w:val="20"/>
-          <w:szCs w:val="20"/>
-        </w:rPr>
-        <w:t xml:space="preserve">雇用主が変わっても表示番号は付け替えず、戊本人の番号のままで差し支えないと考えております。</w:t>
+        <w:t xml:space="preserve">表示番号は車検証上の使用者（＝E運転者本人）が経営する事業の種類に対応して指定されるものなので、</w:t>
+      </w:r>
+    </w:p>
+    <w:p>
+      <w:pPr>
+        <w:spacing w:after="0" w:before="0" w:line="290" w:lineRule="auto"/>
+        <w:ind w:left="180"/>
+      </w:pPr>
+      <w:r>
+        <w:rPr>
+          <w:rFonts w:ascii="ＭＳ 明朝" w:eastAsia="ＭＳ 明朝" w:hAnsi="ＭＳ 明朝"/>
+          <w:sz w:val="20"/>
+          <w:szCs w:val="20"/>
+        </w:rPr>
+        <w:t xml:space="preserve">雇用主が変わっても表示番号は付け替えず、E運転者本人の番号のままで差し支えないと考えております。</w:t>
       </w:r>
     </w:p>
     <w:p>
@@ -6616,21 +6616,21 @@
           <w:sz w:val="20"/>
           <w:szCs w:val="20"/>
         </w:rPr>
-        <w:t xml:space="preserve">(2) この場合、ダンプ規制法3条1項の「使用者」は、戊本人と雇用主のいずれと解されますか。</w:t>
-      </w:r>
-    </w:p>
-    <w:p>
-      <w:pPr>
-        <w:spacing w:after="0" w:before="0" w:line="290" w:lineRule="auto"/>
-        <w:ind w:left="180"/>
-      </w:pPr>
-      <w:r>
-        <w:rPr>
-          <w:rFonts w:ascii="ＭＳ 明朝" w:eastAsia="ＭＳ 明朝" w:hAnsi="ＭＳ 明朝"/>
-          <w:sz w:val="20"/>
-          <w:szCs w:val="20"/>
-        </w:rPr>
-        <w:t xml:space="preserve">(3) 雇用主（乙社・丙社）の側で、何らかの届出は必要になりますでしょうか。</w:t>
+        <w:t xml:space="preserve">(2) この場合、ダンプ規制法3条1項の「使用者」は、E運転者本人と雇用主のいずれと解されますか。</w:t>
+      </w:r>
+    </w:p>
+    <w:p>
+      <w:pPr>
+        <w:spacing w:after="0" w:before="0" w:line="290" w:lineRule="auto"/>
+        <w:ind w:left="180"/>
+      </w:pPr>
+      <w:r>
+        <w:rPr>
+          <w:rFonts w:ascii="ＭＳ 明朝" w:eastAsia="ＭＳ 明朝" w:hAnsi="ＭＳ 明朝"/>
+          <w:sz w:val="20"/>
+          <w:szCs w:val="20"/>
+        </w:rPr>
+        <w:t xml:space="preserve">(3) 雇用主（B砕石・C砂利店）の側で、何らかの届出は必要になりますでしょうか。</w:t>
       </w:r>
     </w:p>
     <w:p>
@@ -6830,21 +6830,21 @@
           <w:sz w:val="20"/>
           <w:szCs w:val="20"/>
         </w:rPr>
-        <w:t xml:space="preserve">１　戊〔白〕が白ナンバーの大型ダンプを所有し、車検証上の使用者も本人です。</w:t>
-      </w:r>
-    </w:p>
-    <w:p>
-      <w:pPr>
-        <w:spacing w:after="0" w:before="0" w:line="290" w:lineRule="auto"/>
-        <w:ind w:left="180"/>
-      </w:pPr>
-      <w:r>
-        <w:rPr>
-          <w:rFonts w:ascii="ＭＳ 明朝" w:eastAsia="ＭＳ 明朝" w:hAnsi="ＭＳ 明朝"/>
-          <w:sz w:val="20"/>
-          <w:szCs w:val="20"/>
-        </w:rPr>
-        <w:t xml:space="preserve">２　しかし戊は自ら事業を営んでおらず、日雇い等で雇用されて運転するのみです。</w:t>
+        <w:t xml:space="preserve">１　E運転者〔白〕が白ナンバーの大型ダンプを所有し、車検証上の使用者も本人です。</w:t>
+      </w:r>
+    </w:p>
+    <w:p>
+      <w:pPr>
+        <w:spacing w:after="0" w:before="0" w:line="290" w:lineRule="auto"/>
+        <w:ind w:left="180"/>
+      </w:pPr>
+      <w:r>
+        <w:rPr>
+          <w:rFonts w:ascii="ＭＳ 明朝" w:eastAsia="ＭＳ 明朝" w:hAnsi="ＭＳ 明朝"/>
+          <w:sz w:val="20"/>
+          <w:szCs w:val="20"/>
+        </w:rPr>
+        <w:t xml:space="preserve">２　しかしE運転者は自ら事業を営んでおらず、日雇い等で雇用されて運転するのみです。</w:t>
       </w:r>
     </w:p>
     <w:p>
@@ -7378,7 +7378,7 @@
           <w:sz w:val="20"/>
           <w:szCs w:val="20"/>
         </w:rPr>
-        <w:t xml:space="preserve">１　甲社〔緑〕および取引先の白ナンバー事業者において、表示番号をマグネットシートや</w:t>
+        <w:t xml:space="preserve">１　A運送〔緑〕および取引先の白ナンバー事業者において、表示番号をマグネットシートや</w:t>
       </w:r>
     </w:p>
     <w:p>
@@ -7887,7 +7887,7 @@
           <w:sz w:val="20"/>
           <w:szCs w:val="20"/>
         </w:rPr>
-        <w:t xml:space="preserve">１　甲社〔緑〕は大型ダンプ5両について表示番号の指定を受けています。</w:t>
+        <w:t xml:space="preserve">１　A運送〔緑〕は大型ダンプ5両について表示番号の指定を受けています。</w:t>
       </w:r>
     </w:p>
     <w:p>
@@ -8944,7 +8944,7 @@
           <w:sz w:val="20"/>
           <w:szCs w:val="20"/>
         </w:rPr>
-        <w:t xml:space="preserve">１　甲社〔緑〕・乙社〔白〕とも、持込みの白ナンバーのダンプに土砂等を積載させる前に、</w:t>
+        <w:t xml:space="preserve">１　A運送〔緑〕・B砕石〔白〕とも、持込みの白ナンバーのダンプに土砂等を積載させる前に、</w:t>
       </w:r>
     </w:p>
     <w:p>

--- a/docs/legal-research/forms/運輸局照会書.docx
+++ b/docs/legal-research/forms/運輸局照会書.docx
@@ -411,7 +411,7 @@
                 <w:sz w:val="19"/>
                 <w:szCs w:val="19"/>
               </w:rPr>
-              <w:t xml:space="preserve">□ 電話で口頭　　□ 書面（FAX・メール）　　□ 窓口で対面</w:t>
+              <w:t xml:space="preserve">□ 本紙の回答欄にご記入　　□ 別紙・メール・FAX　　□ 窓口でご記入</w:t>
             </w:r>
           </w:p>
           <w:p>
@@ -424,7 +424,7 @@
                 <w:sz w:val="19"/>
                 <w:szCs w:val="19"/>
               </w:rPr>
-              <w:t xml:space="preserve">※口頭で差し支えありません。当社で記録いたします</w:t>
+              <w:t xml:space="preserve">※後日の行き違いを避けるため、書面でのご回答をお願いしております</w:t>
             </w:r>
           </w:p>
         </w:tc>
@@ -1631,6 +1631,32 @@
                 <w:sz w:val="19"/>
                 <w:szCs w:val="19"/>
               </w:rPr>
+              <w:t xml:space="preserve">恐れ入りますが、後日の行き違いを避けるため、本紙の回答欄にご記入いただく形で</w:t>
+            </w:r>
+          </w:p>
+          <w:p>
+            <w:pPr>
+              <w:spacing w:line="250" w:lineRule="auto"/>
+            </w:pPr>
+            <w:r>
+              <w:rPr>
+                <w:rFonts w:ascii="ＭＳ 明朝" w:eastAsia="ＭＳ 明朝" w:hAnsi="ＭＳ 明朝"/>
+                <w:sz w:val="19"/>
+                <w:szCs w:val="19"/>
+              </w:rPr>
+              <w:t xml:space="preserve">お願いできますと幸いです。</w:t>
+            </w:r>
+          </w:p>
+          <w:p>
+            <w:pPr>
+              <w:spacing w:line="250" w:lineRule="auto"/>
+            </w:pPr>
+            <w:r>
+              <w:rPr>
+                <w:rFonts w:ascii="ＭＳ 明朝" w:eastAsia="ＭＳ 明朝" w:hAnsi="ＭＳ 明朝"/>
+                <w:sz w:val="19"/>
+                <w:szCs w:val="19"/>
+              </w:rPr>
               <w:t xml:space="preserve"/>
             </w:r>
           </w:p>
@@ -2447,7 +2473,7 @@
                 <w:sz w:val="18"/>
                 <w:szCs w:val="18"/>
               </w:rPr>
-              <w:t xml:space="preserve">【回答欄】　※ご記入いただくか、口頭でお聞かせください。当社で記録いたします。</w:t>
+              <w:t xml:space="preserve">【回答欄】　※ご記入願います。</w:t>
             </w:r>
           </w:p>
           <w:p>
@@ -3054,7 +3080,7 @@
                 <w:sz w:val="18"/>
                 <w:szCs w:val="18"/>
               </w:rPr>
-              <w:t xml:space="preserve">【回答欄】　※ご記入いただくか、口頭でお聞かせください。当社で記録いたします。</w:t>
+              <w:t xml:space="preserve">【回答欄】　※ご記入願います。</w:t>
             </w:r>
           </w:p>
           <w:p>
@@ -3714,7 +3740,7 @@
                 <w:sz w:val="18"/>
                 <w:szCs w:val="18"/>
               </w:rPr>
-              <w:t xml:space="preserve">【回答欄】　※ご記入いただくか、口頭でお聞かせください。当社で記録いたします。</w:t>
+              <w:t xml:space="preserve">【回答欄】　※ご記入願います。</w:t>
             </w:r>
           </w:p>
           <w:p>
@@ -4318,7 +4344,7 @@
                 <w:sz w:val="18"/>
                 <w:szCs w:val="18"/>
               </w:rPr>
-              <w:t xml:space="preserve">【回答欄】　※ご記入いただくか、口頭でお聞かせください。当社で記録いたします。</w:t>
+              <w:t xml:space="preserve">【回答欄】　※ご記入願います。</w:t>
             </w:r>
           </w:p>
           <w:p>
@@ -4922,7 +4948,7 @@
                 <w:sz w:val="18"/>
                 <w:szCs w:val="18"/>
               </w:rPr>
-              <w:t xml:space="preserve">【回答欄】　※ご記入いただくか、口頭でお聞かせください。当社で記録いたします。</w:t>
+              <w:t xml:space="preserve">【回答欄】　※ご記入願います。</w:t>
             </w:r>
           </w:p>
           <w:p>
@@ -5585,7 +5611,7 @@
                 <w:sz w:val="18"/>
                 <w:szCs w:val="18"/>
               </w:rPr>
-              <w:t xml:space="preserve">【回答欄】　※ご記入いただくか、口頭でお聞かせください。当社で記録いたします。</w:t>
+              <w:t xml:space="preserve">【回答欄】　※ご記入願います。</w:t>
             </w:r>
           </w:p>
           <w:p>
@@ -6066,7 +6092,7 @@
                 <w:sz w:val="18"/>
                 <w:szCs w:val="18"/>
               </w:rPr>
-              <w:t xml:space="preserve">【回答欄】　※ご記入いただくか、口頭でお聞かせください。当社で記録いたします。</w:t>
+              <w:t xml:space="preserve">【回答欄】　※ご記入願います。</w:t>
             </w:r>
           </w:p>
           <w:p>
@@ -6684,7 +6710,7 @@
                 <w:sz w:val="18"/>
                 <w:szCs w:val="18"/>
               </w:rPr>
-              <w:t xml:space="preserve">【回答欄】　※ご記入いただくか、口頭でお聞かせください。当社で記録いたします。</w:t>
+              <w:t xml:space="preserve">【回答欄】　※ご記入願います。</w:t>
             </w:r>
           </w:p>
           <w:p>
@@ -7193,7 +7219,7 @@
                 <w:sz w:val="18"/>
                 <w:szCs w:val="18"/>
               </w:rPr>
-              <w:t xml:space="preserve">【回答欄】　※ご記入いただくか、口頭でお聞かせください。当社で記録いたします。</w:t>
+              <w:t xml:space="preserve">【回答欄】　※ご記入願います。</w:t>
             </w:r>
           </w:p>
           <w:p>
@@ -7741,7 +7767,7 @@
                 <w:sz w:val="18"/>
                 <w:szCs w:val="18"/>
               </w:rPr>
-              <w:t xml:space="preserve">【回答欄】　※ご記入いただくか、口頭でお聞かせください。当社で記録いたします。</w:t>
+              <w:t xml:space="preserve">【回答欄】　※ご記入願います。</w:t>
             </w:r>
           </w:p>
           <w:p>
@@ -8278,7 +8304,7 @@
                 <w:sz w:val="18"/>
                 <w:szCs w:val="18"/>
               </w:rPr>
-              <w:t xml:space="preserve">【回答欄】　※ご記入いただくか、口頭でお聞かせください。当社で記録いたします。</w:t>
+              <w:t xml:space="preserve">【回答欄】　※ご記入願います。</w:t>
             </w:r>
           </w:p>
           <w:p>
@@ -8759,7 +8785,7 @@
                 <w:sz w:val="18"/>
                 <w:szCs w:val="18"/>
               </w:rPr>
-              <w:t xml:space="preserve">【回答欄】　※ご記入いただくか、口頭でお聞かせください。当社で記録いたします。</w:t>
+              <w:t xml:space="preserve">【回答欄】　※ご記入願います。</w:t>
             </w:r>
           </w:p>
           <w:p>
@@ -9475,7 +9501,7 @@
                 <w:sz w:val="18"/>
                 <w:szCs w:val="18"/>
               </w:rPr>
-              <w:t xml:space="preserve">【回答欄】　※ご記入いただくか、口頭でお聞かせください。当社で記録いたします。</w:t>
+              <w:t xml:space="preserve">【回答欄】　※ご記入願います。</w:t>
             </w:r>
           </w:p>
           <w:p>

--- a/docs/legal-research/forms/運輸局照会書.docx
+++ b/docs/legal-research/forms/運輸局照会書.docx
@@ -1352,6 +1352,162 @@
           </w:p>
         </w:tc>
       </w:tr>
+      <w:tr>
+        <w:tc>
+          <w:tcPr>
+            <w:tcW w:type="dxa" w:w="1500"/>
+            <w:tcMar>
+              <w:top w:type="dxa" w:w="60"/>
+              <w:left w:type="dxa" w:w="100"/>
+              <w:bottom w:type="dxa" w:w="60"/>
+              <w:right w:type="dxa" w:w="100"/>
+            </w:tcMar>
+            <w:vAlign w:val="center"/>
+          </w:tcPr>
+          <w:p>
+            <w:pPr>
+              <w:spacing w:line="250" w:lineRule="auto"/>
+              <w:jc w:val="center"/>
+            </w:pPr>
+            <w:r>
+              <w:rPr>
+                <w:rFonts w:ascii="ＭＳ ゴシック" w:eastAsia="ＭＳ ゴシック" w:hAnsi="ＭＳ ゴシック"/>
+                <w:b/>
+                <w:bCs/>
+                <w:sz w:val="19"/>
+                <w:szCs w:val="19"/>
+              </w:rPr>
+              <w:t xml:space="preserve">F砂利採取</w:t>
+            </w:r>
+          </w:p>
+        </w:tc>
+        <w:tc>
+          <w:tcPr>
+            <w:tcW w:type="dxa" w:w="2500"/>
+            <w:tcMar>
+              <w:top w:type="dxa" w:w="60"/>
+              <w:left w:type="dxa" w:w="100"/>
+              <w:bottom w:type="dxa" w:w="60"/>
+              <w:right w:type="dxa" w:w="100"/>
+            </w:tcMar>
+            <w:vAlign w:val="center"/>
+          </w:tcPr>
+          <w:p>
+            <w:pPr>
+              <w:spacing w:line="250" w:lineRule="auto"/>
+            </w:pPr>
+            <w:r>
+              <w:rPr>
+                <w:rFonts w:ascii="ＭＳ 明朝" w:eastAsia="ＭＳ 明朝" w:hAnsi="ＭＳ 明朝"/>
+                <w:sz w:val="19"/>
+                <w:szCs w:val="19"/>
+              </w:rPr>
+              <w:t xml:space="preserve">砂利採取業者。砂利採取法16条の</w:t>
+            </w:r>
+          </w:p>
+          <w:p>
+            <w:pPr>
+              <w:spacing w:line="250" w:lineRule="auto"/>
+            </w:pPr>
+            <w:r>
+              <w:rPr>
+                <w:rFonts w:ascii="ＭＳ 明朝" w:eastAsia="ＭＳ 明朝" w:hAnsi="ＭＳ 明朝"/>
+                <w:sz w:val="19"/>
+                <w:szCs w:val="19"/>
+              </w:rPr>
+              <w:t xml:space="preserve">認可を受けた採取場を有する</w:t>
+            </w:r>
+          </w:p>
+        </w:tc>
+        <w:tc>
+          <w:tcPr>
+            <w:tcW w:type="dxa" w:w="2400"/>
+            <w:tcMar>
+              <w:top w:type="dxa" w:w="60"/>
+              <w:left w:type="dxa" w:w="100"/>
+              <w:bottom w:type="dxa" w:w="60"/>
+              <w:right w:type="dxa" w:w="100"/>
+            </w:tcMar>
+            <w:vAlign w:val="center"/>
+          </w:tcPr>
+          <w:p>
+            <w:pPr>
+              <w:spacing w:line="250" w:lineRule="auto"/>
+              <w:jc w:val="center"/>
+            </w:pPr>
+            <w:r>
+              <w:rPr>
+                <w:rFonts w:ascii="ＭＳ 明朝" w:eastAsia="ＭＳ 明朝" w:hAnsi="ＭＳ 明朝"/>
+                <w:b/>
+                <w:bCs/>
+                <w:sz w:val="19"/>
+                <w:szCs w:val="19"/>
+              </w:rPr>
+              <w:t xml:space="preserve">無</w:t>
+            </w:r>
+          </w:p>
+        </w:tc>
+        <w:tc>
+          <w:tcPr>
+            <w:tcW w:type="dxa" w:w="2672"/>
+            <w:tcMar>
+              <w:top w:type="dxa" w:w="60"/>
+              <w:left w:type="dxa" w:w="100"/>
+              <w:bottom w:type="dxa" w:w="60"/>
+              <w:right w:type="dxa" w:w="100"/>
+            </w:tcMar>
+            <w:vAlign w:val="center"/>
+          </w:tcPr>
+          <w:p>
+            <w:pPr>
+              <w:spacing w:line="250" w:lineRule="auto"/>
+              <w:jc w:val="center"/>
+            </w:pPr>
+            <w:r>
+              <w:rPr>
+                <w:rFonts w:ascii="ＭＳ 明朝" w:eastAsia="ＭＳ 明朝" w:hAnsi="ＭＳ 明朝"/>
+                <w:b w:val="false"/>
+                <w:bCs w:val="false"/>
+                <w:sz w:val="19"/>
+                <w:szCs w:val="19"/>
+              </w:rPr>
+              <w:t xml:space="preserve">自家用自動車</w:t>
+            </w:r>
+          </w:p>
+          <w:p>
+            <w:pPr>
+              <w:spacing w:line="250" w:lineRule="auto"/>
+              <w:jc w:val="center"/>
+            </w:pPr>
+            <w:r>
+              <w:rPr>
+                <w:rFonts w:ascii="ＭＳ 明朝" w:eastAsia="ＭＳ 明朝" w:hAnsi="ＭＳ 明朝"/>
+                <w:b w:val="false"/>
+                <w:bCs w:val="false"/>
+                <w:sz w:val="19"/>
+                <w:szCs w:val="19"/>
+              </w:rPr>
+              <w:t xml:space="preserve">〔白ナンバー〕</w:t>
+            </w:r>
+          </w:p>
+          <w:p>
+            <w:pPr>
+              <w:spacing w:line="250" w:lineRule="auto"/>
+              <w:jc w:val="center"/>
+            </w:pPr>
+            <w:r>
+              <w:rPr>
+                <w:rFonts w:ascii="ＭＳ 明朝" w:eastAsia="ＭＳ 明朝" w:hAnsi="ＭＳ 明朝"/>
+                <w:b w:val="false"/>
+                <w:bCs w:val="false"/>
+                <w:sz w:val="19"/>
+                <w:szCs w:val="19"/>
+              </w:rPr>
+              <w:t xml:space="preserve">大型ダンプを保有</w:t>
+            </w:r>
+          </w:p>
+        </w:tc>
+      </w:tr>
     </w:tbl>
     <w:tbl>
       <w:tblPr>
@@ -1770,6 +1926,32 @@
               <w:t xml:space="preserve">※ 産業廃棄物の取扱いは岩手県資源循環推進課にお尋ねしております。本書には含めておりません。</w:t>
             </w:r>
           </w:p>
+          <w:p>
+            <w:pPr>
+              <w:spacing w:line="250" w:lineRule="auto"/>
+            </w:pPr>
+            <w:r>
+              <w:rPr>
+                <w:rFonts w:ascii="ＭＳ 明朝" w:eastAsia="ＭＳ 明朝" w:hAnsi="ＭＳ 明朝"/>
+                <w:sz w:val="17"/>
+                <w:szCs w:val="17"/>
+              </w:rPr>
+              <w:t xml:space="preserve">※ 宅地造成及び特定盛土等規制法に基づく許可の要否は岩手県に、土砂等の埋立てに関する</w:t>
+            </w:r>
+          </w:p>
+          <w:p>
+            <w:pPr>
+              <w:spacing w:line="250" w:lineRule="auto"/>
+            </w:pPr>
+            <w:r>
+              <w:rPr>
+                <w:rFonts w:ascii="ＭＳ 明朝" w:eastAsia="ＭＳ 明朝" w:hAnsi="ＭＳ 明朝"/>
+                <w:sz w:val="17"/>
+                <w:szCs w:val="17"/>
+              </w:rPr>
+              <w:t xml:space="preserve">　 条例は処分地の所在市町村にお尋ねしております。本書には含めておりません。</w:t>
+            </w:r>
+          </w:p>
         </w:tc>
       </w:tr>
     </w:tbl>
@@ -3855,6 +4037,19 @@
     </w:p>
     <w:p>
       <w:pPr>
+        <w:spacing w:after="0" w:before="0" w:line="250" w:lineRule="auto"/>
+      </w:pPr>
+      <w:r>
+        <w:rPr>
+          <w:rFonts w:ascii="ＭＳ 明朝" w:eastAsia="ＭＳ 明朝" w:hAnsi="ＭＳ 明朝"/>
+          <w:sz w:val="17"/>
+          <w:szCs w:val="17"/>
+        </w:rPr>
+        <w:t xml:space="preserve">　 砂利採取業者が行う場合は、A-8からA-11で具体化してお尋ねいたします。</w:t>
+      </w:r>
+    </w:p>
+    <w:p>
+      <w:pPr>
         <w:spacing w:after="60" w:before="0" w:line="290" w:lineRule="auto"/>
       </w:pPr>
       <w:r>
@@ -6039,6 +6234,2565 @@
           <w:szCs w:val="20"/>
         </w:rPr>
         <w:t xml:space="preserve">(3) 運賃に利益を上乗せして請求している場合はいかがでしょうか。</w:t>
+      </w:r>
+    </w:p>
+    <w:p>
+      <w:pPr>
+        <w:spacing w:after="120" w:before="0" w:line="290" w:lineRule="auto"/>
+      </w:pPr>
+      <w:r>
+        <w:rPr>
+          <w:rFonts w:ascii="ＭＳ 明朝" w:eastAsia="ＭＳ 明朝" w:hAnsi="ＭＳ 明朝"/>
+          <w:sz w:val="20"/>
+          <w:szCs w:val="20"/>
+        </w:rPr>
+        <w:t xml:space="preserve"/>
+      </w:r>
+    </w:p>
+    <w:tbl>
+      <w:tblPr>
+        <w:tblW w:type="dxa" w:w="9072"/>
+        <w:tblBorders>
+          <w:top w:val="single" w:color="auto" w:sz="4"/>
+          <w:left w:val="single" w:color="auto" w:sz="4"/>
+          <w:bottom w:val="single" w:color="auto" w:sz="4"/>
+          <w:right w:val="single" w:color="auto" w:sz="4"/>
+          <w:insideH w:val="single" w:color="auto" w:sz="4"/>
+          <w:insideV w:val="single" w:color="auto" w:sz="4"/>
+        </w:tblBorders>
+        <w:tblLayout w:type="fixed"/>
+      </w:tblPr>
+      <w:tblGrid>
+        <w:gridCol w:w="9072"/>
+      </w:tblGrid>
+      <w:tr>
+        <w:tc>
+          <w:tcPr>
+            <w:tcW w:type="dxa" w:w="9072"/>
+            <w:tcMar>
+              <w:top w:type="dxa" w:w="60"/>
+              <w:left w:type="dxa" w:w="100"/>
+              <w:bottom w:type="dxa" w:w="60"/>
+              <w:right w:type="dxa" w:w="100"/>
+            </w:tcMar>
+            <w:vAlign w:val="top"/>
+          </w:tcPr>
+          <w:p>
+            <w:pPr>
+              <w:spacing w:line="250" w:lineRule="auto"/>
+            </w:pPr>
+            <w:r>
+              <w:rPr>
+                <w:rFonts w:ascii="ＭＳ 明朝" w:eastAsia="ＭＳ 明朝" w:hAnsi="ＭＳ 明朝"/>
+                <w:sz w:val="18"/>
+                <w:szCs w:val="18"/>
+              </w:rPr>
+              <w:t xml:space="preserve">【回答欄】　※ご記入願います。</w:t>
+            </w:r>
+          </w:p>
+          <w:p>
+            <w:pPr>
+              <w:spacing w:line="250" w:lineRule="auto"/>
+            </w:pPr>
+            <w:r>
+              <w:rPr>
+                <w:rFonts w:ascii="ＭＳ 明朝" w:eastAsia="ＭＳ 明朝" w:hAnsi="ＭＳ 明朝"/>
+                <w:sz w:val="18"/>
+                <w:szCs w:val="18"/>
+              </w:rPr>
+              <w:t xml:space="preserve"/>
+            </w:r>
+          </w:p>
+          <w:p>
+            <w:pPr>
+              <w:spacing w:line="250" w:lineRule="auto"/>
+            </w:pPr>
+            <w:r>
+              <w:rPr>
+                <w:rFonts w:ascii="ＭＳ 明朝" w:eastAsia="ＭＳ 明朝" w:hAnsi="ＭＳ 明朝"/>
+                <w:sz w:val="18"/>
+                <w:szCs w:val="18"/>
+              </w:rPr>
+              <w:t xml:space="preserve"/>
+            </w:r>
+          </w:p>
+          <w:p>
+            <w:pPr>
+              <w:spacing w:line="250" w:lineRule="auto"/>
+            </w:pPr>
+            <w:r>
+              <w:rPr>
+                <w:rFonts w:ascii="ＭＳ 明朝" w:eastAsia="ＭＳ 明朝" w:hAnsi="ＭＳ 明朝"/>
+                <w:sz w:val="18"/>
+                <w:szCs w:val="18"/>
+              </w:rPr>
+              <w:t xml:space="preserve"/>
+            </w:r>
+          </w:p>
+          <w:p>
+            <w:pPr>
+              <w:spacing w:line="250" w:lineRule="auto"/>
+            </w:pPr>
+            <w:r>
+              <w:rPr>
+                <w:rFonts w:ascii="ＭＳ 明朝" w:eastAsia="ＭＳ 明朝" w:hAnsi="ＭＳ 明朝"/>
+                <w:sz w:val="18"/>
+                <w:szCs w:val="18"/>
+              </w:rPr>
+              <w:t xml:space="preserve"/>
+            </w:r>
+          </w:p>
+          <w:p>
+            <w:pPr>
+              <w:spacing w:line="250" w:lineRule="auto"/>
+            </w:pPr>
+            <w:r>
+              <w:rPr>
+                <w:rFonts w:ascii="ＭＳ 明朝" w:eastAsia="ＭＳ 明朝" w:hAnsi="ＭＳ 明朝"/>
+                <w:sz w:val="18"/>
+                <w:szCs w:val="18"/>
+              </w:rPr>
+              <w:t xml:space="preserve"/>
+            </w:r>
+          </w:p>
+        </w:tc>
+      </w:tr>
+    </w:tbl>
+    <w:p>
+      <w:pPr>
+        <w:pageBreakBefore/>
+        <w:spacing w:after="140" w:before="400" w:line="290" w:lineRule="auto"/>
+      </w:pPr>
+      <w:r>
+        <w:rPr>
+          <w:rFonts w:ascii="ＭＳ ゴシック" w:eastAsia="ＭＳ ゴシック" w:hAnsi="ＭＳ ゴシック"/>
+          <w:b/>
+          <w:bCs/>
+          <w:sz w:val="24"/>
+          <w:szCs w:val="24"/>
+        </w:rPr>
+        <w:t xml:space="preserve">【A-8】　砂利採取業者が、自社の認可採取跡地の埋戻しに残土を使う場合</w:t>
+      </w:r>
+    </w:p>
+    <w:p>
+      <w:pPr>
+        <w:spacing w:after="0" w:before="0" w:line="250" w:lineRule="auto"/>
+      </w:pPr>
+      <w:r>
+        <w:rPr>
+          <w:rFonts w:ascii="ＭＳ 明朝" w:eastAsia="ＭＳ 明朝" w:hAnsi="ＭＳ 明朝"/>
+          <w:sz w:val="17"/>
+          <w:szCs w:val="17"/>
+        </w:rPr>
+        <w:t xml:space="preserve">※ A-4の具体化です。建設事業Q&amp;A No.21は建設関連会社等が残土を処分する場合を述べて</w:t>
+      </w:r>
+    </w:p>
+    <w:p>
+      <w:pPr>
+        <w:spacing w:after="0" w:before="0" w:line="250" w:lineRule="auto"/>
+      </w:pPr>
+      <w:r>
+        <w:rPr>
+          <w:rFonts w:ascii="ＭＳ 明朝" w:eastAsia="ＭＳ 明朝" w:hAnsi="ＭＳ 明朝"/>
+          <w:sz w:val="17"/>
+          <w:szCs w:val="17"/>
+        </w:rPr>
+        <w:t xml:space="preserve">　 おりますが、砂利採取業者が行う場合についてお尋ねいたします。</w:t>
+      </w:r>
+    </w:p>
+    <w:p>
+      <w:pPr>
+        <w:spacing w:after="60" w:before="0" w:line="290" w:lineRule="auto"/>
+      </w:pPr>
+      <w:r>
+        <w:rPr>
+          <w:rFonts w:ascii="ＭＳ 明朝" w:eastAsia="ＭＳ 明朝" w:hAnsi="ＭＳ 明朝"/>
+          <w:sz w:val="20"/>
+          <w:szCs w:val="20"/>
+        </w:rPr>
+        <w:t xml:space="preserve"/>
+      </w:r>
+    </w:p>
+    <w:tbl>
+      <w:tblPr>
+        <w:tblW w:type="dxa" w:w="9072"/>
+        <w:tblBorders>
+          <w:top w:val="single" w:color="auto" w:sz="4"/>
+          <w:left w:val="single" w:color="auto" w:sz="4"/>
+          <w:bottom w:val="single" w:color="auto" w:sz="4"/>
+          <w:right w:val="single" w:color="auto" w:sz="4"/>
+          <w:insideH w:val="single" w:color="auto" w:sz="4"/>
+          <w:insideV w:val="single" w:color="auto" w:sz="4"/>
+        </w:tblBorders>
+        <w:tblLayout w:type="fixed"/>
+      </w:tblPr>
+      <w:tblGrid>
+        <w:gridCol w:w="9072"/>
+      </w:tblGrid>
+      <w:tr>
+        <w:tc>
+          <w:tcPr>
+            <w:tcW w:type="dxa" w:w="9072"/>
+            <w:shd w:fill="16395C" w:color="auto" w:val="clear"/>
+            <w:tcMar>
+              <w:top w:type="dxa" w:w="60"/>
+              <w:left w:type="dxa" w:w="100"/>
+              <w:bottom w:type="dxa" w:w="60"/>
+              <w:right w:type="dxa" w:w="100"/>
+            </w:tcMar>
+            <w:vAlign w:val="center"/>
+          </w:tcPr>
+          <w:p>
+            <w:pPr>
+              <w:spacing w:line="250" w:lineRule="auto"/>
+            </w:pPr>
+            <w:r>
+              <w:rPr>
+                <w:rFonts w:ascii="ＭＳ ゴシック" w:eastAsia="ＭＳ ゴシック" w:hAnsi="ＭＳ ゴシック"/>
+                <w:b/>
+                <w:bCs/>
+                <w:color w:val="FFFFFF"/>
+                <w:sz w:val="21"/>
+                <w:szCs w:val="21"/>
+              </w:rPr>
+              <w:t xml:space="preserve">１　前提とする事実</w:t>
+            </w:r>
+          </w:p>
+        </w:tc>
+      </w:tr>
+    </w:tbl>
+    <w:p>
+      <w:pPr>
+        <w:spacing w:after="0" w:before="0" w:line="290" w:lineRule="auto"/>
+        <w:ind w:left="180"/>
+      </w:pPr>
+      <w:r>
+        <w:rPr>
+          <w:rFonts w:ascii="ＭＳ 明朝" w:eastAsia="ＭＳ 明朝" w:hAnsi="ＭＳ 明朝"/>
+          <w:sz w:val="20"/>
+          <w:szCs w:val="20"/>
+        </w:rPr>
+        <w:t xml:space="preserve">１　F砂利採取〔白〕は砂利採取業者であり、砂利採取法16条の認可を受けた砂利採取場を</w:t>
+      </w:r>
+    </w:p>
+    <w:p>
+      <w:pPr>
+        <w:spacing w:after="0" w:before="0" w:line="290" w:lineRule="auto"/>
+        <w:ind w:left="180"/>
+      </w:pPr>
+      <w:r>
+        <w:rPr>
+          <w:rFonts w:ascii="ＭＳ 明朝" w:eastAsia="ＭＳ 明朝" w:hAnsi="ＭＳ 明朝"/>
+          <w:sz w:val="20"/>
+          <w:szCs w:val="20"/>
+        </w:rPr>
+        <w:t xml:space="preserve">　　有しております。</w:t>
+      </w:r>
+    </w:p>
+    <w:p>
+      <w:pPr>
+        <w:spacing w:after="0" w:before="0" w:line="290" w:lineRule="auto"/>
+        <w:ind w:left="180"/>
+      </w:pPr>
+      <w:r>
+        <w:rPr>
+          <w:rFonts w:ascii="ＭＳ 明朝" w:eastAsia="ＭＳ 明朝" w:hAnsi="ＭＳ 明朝"/>
+          <w:sz w:val="20"/>
+          <w:szCs w:val="20"/>
+        </w:rPr>
+        <w:t xml:space="preserve">２　D建設の工事現場で発生する残土について、積込み・運搬・受入れ・敷均し・転圧・埋戻し・</w:t>
+      </w:r>
+    </w:p>
+    <w:p>
+      <w:pPr>
+        <w:spacing w:after="0" w:before="0" w:line="290" w:lineRule="auto"/>
+        <w:ind w:left="180"/>
+      </w:pPr>
+      <w:r>
+        <w:rPr>
+          <w:rFonts w:ascii="ＭＳ 明朝" w:eastAsia="ＭＳ 明朝" w:hAnsi="ＭＳ 明朝"/>
+          <w:sz w:val="20"/>
+          <w:szCs w:val="20"/>
+        </w:rPr>
+        <w:t xml:space="preserve">　　整地を一括して請け負います。第三者への再委託はいたしません。</w:t>
+      </w:r>
+    </w:p>
+    <w:p>
+      <w:pPr>
+        <w:spacing w:after="0" w:before="0" w:line="290" w:lineRule="auto"/>
+        <w:ind w:left="180"/>
+      </w:pPr>
+      <w:r>
+        <w:rPr>
+          <w:rFonts w:ascii="ＭＳ 明朝" w:eastAsia="ＭＳ 明朝" w:hAnsi="ＭＳ 明朝"/>
+          <w:sz w:val="20"/>
+          <w:szCs w:val="20"/>
+        </w:rPr>
+        <w:t xml:space="preserve">３　受入地はF砂利採取の認可に係る採取跡地であり、埋戻しは認可採取計画に定めた災害の</w:t>
+      </w:r>
+    </w:p>
+    <w:p>
+      <w:pPr>
+        <w:spacing w:after="0" w:before="0" w:line="290" w:lineRule="auto"/>
+        <w:ind w:left="180"/>
+      </w:pPr>
+      <w:r>
+        <w:rPr>
+          <w:rFonts w:ascii="ＭＳ 明朝" w:eastAsia="ＭＳ 明朝" w:hAnsi="ＭＳ 明朝"/>
+          <w:sz w:val="20"/>
+          <w:szCs w:val="20"/>
+        </w:rPr>
+        <w:t xml:space="preserve">　　防止のための方法として行います。</w:t>
+      </w:r>
+    </w:p>
+    <w:p>
+      <w:pPr>
+        <w:spacing w:after="0" w:before="0" w:line="290" w:lineRule="auto"/>
+        <w:ind w:left="180"/>
+      </w:pPr>
+      <w:r>
+        <w:rPr>
+          <w:rFonts w:ascii="ＭＳ 明朝" w:eastAsia="ＭＳ 明朝" w:hAnsi="ＭＳ 明朝"/>
+          <w:sz w:val="20"/>
+          <w:szCs w:val="20"/>
+        </w:rPr>
+        <w:t xml:space="preserve">４　運搬はF砂利採取と雇用関係にある従業員が、自社保有の自家用大型ダンプで行います。</w:t>
+      </w:r>
+    </w:p>
+    <w:p>
+      <w:pPr>
+        <w:spacing w:after="0" w:before="0" w:line="290" w:lineRule="auto"/>
+        <w:ind w:left="180"/>
+      </w:pPr>
+      <w:r>
+        <w:rPr>
+          <w:rFonts w:ascii="ＭＳ 明朝" w:eastAsia="ＭＳ 明朝" w:hAnsi="ＭＳ 明朝"/>
+          <w:sz w:val="20"/>
+          <w:szCs w:val="20"/>
+        </w:rPr>
+        <w:t xml:space="preserve">５　請負代金は立方メートル当たりの処分単価のみで、運搬費等の費目は立てません。</w:t>
+      </w:r>
+    </w:p>
+    <w:p>
+      <w:pPr>
+        <w:spacing w:after="0" w:before="0" w:line="290" w:lineRule="auto"/>
+        <w:ind w:left="180"/>
+      </w:pPr>
+      <w:r>
+        <w:rPr>
+          <w:rFonts w:ascii="ＭＳ 明朝" w:eastAsia="ＭＳ 明朝" w:hAnsi="ＭＳ 明朝"/>
+          <w:sz w:val="20"/>
+          <w:szCs w:val="20"/>
+        </w:rPr>
+        <w:t xml:space="preserve">　　運搬距離・回数・台数は単価の算定基礎としておりません。</w:t>
+      </w:r>
+    </w:p>
+    <w:p>
+      <w:pPr>
+        <w:spacing w:after="80" w:before="0" w:line="290" w:lineRule="auto"/>
+      </w:pPr>
+      <w:r>
+        <w:rPr>
+          <w:rFonts w:ascii="ＭＳ 明朝" w:eastAsia="ＭＳ 明朝" w:hAnsi="ＭＳ 明朝"/>
+          <w:sz w:val="20"/>
+          <w:szCs w:val="20"/>
+        </w:rPr>
+        <w:t xml:space="preserve"/>
+      </w:r>
+    </w:p>
+    <w:tbl>
+      <w:tblPr>
+        <w:tblW w:type="dxa" w:w="9072"/>
+        <w:tblBorders>
+          <w:top w:val="single" w:color="auto" w:sz="4"/>
+          <w:left w:val="single" w:color="auto" w:sz="4"/>
+          <w:bottom w:val="single" w:color="auto" w:sz="4"/>
+          <w:right w:val="single" w:color="auto" w:sz="4"/>
+          <w:insideH w:val="single" w:color="auto" w:sz="4"/>
+          <w:insideV w:val="single" w:color="auto" w:sz="4"/>
+        </w:tblBorders>
+        <w:tblLayout w:type="fixed"/>
+      </w:tblPr>
+      <w:tblGrid>
+        <w:gridCol w:w="9072"/>
+      </w:tblGrid>
+      <w:tr>
+        <w:tc>
+          <w:tcPr>
+            <w:tcW w:type="dxa" w:w="9072"/>
+            <w:shd w:fill="16395C" w:color="auto" w:val="clear"/>
+            <w:tcMar>
+              <w:top w:type="dxa" w:w="60"/>
+              <w:left w:type="dxa" w:w="100"/>
+              <w:bottom w:type="dxa" w:w="60"/>
+              <w:right w:type="dxa" w:w="100"/>
+            </w:tcMar>
+            <w:vAlign w:val="center"/>
+          </w:tcPr>
+          <w:p>
+            <w:pPr>
+              <w:spacing w:line="250" w:lineRule="auto"/>
+            </w:pPr>
+            <w:r>
+              <w:rPr>
+                <w:rFonts w:ascii="ＭＳ ゴシック" w:eastAsia="ＭＳ ゴシック" w:hAnsi="ＭＳ ゴシック"/>
+                <w:b/>
+                <w:bCs/>
+                <w:color w:val="FFFFFF"/>
+                <w:sz w:val="21"/>
+                <w:szCs w:val="21"/>
+              </w:rPr>
+              <w:t xml:space="preserve">２　当社の理解</w:t>
+            </w:r>
+          </w:p>
+        </w:tc>
+      </w:tr>
+    </w:tbl>
+    <w:p>
+      <w:pPr>
+        <w:spacing w:after="0" w:before="0" w:line="290" w:lineRule="auto"/>
+        <w:ind w:left="180"/>
+      </w:pPr>
+      <w:r>
+        <w:rPr>
+          <w:rFonts w:ascii="ＭＳ 明朝" w:eastAsia="ＭＳ 明朝" w:hAnsi="ＭＳ 明朝"/>
+          <w:sz w:val="20"/>
+          <w:szCs w:val="20"/>
+        </w:rPr>
+        <w:t xml:space="preserve">令和8年2月10日付け事務連絡 1.(2)のⅰからⅲのいずれにも該当し、同2.の要件も具備するため、</w:t>
+      </w:r>
+    </w:p>
+    <w:p>
+      <w:pPr>
+        <w:spacing w:after="0" w:before="0" w:line="290" w:lineRule="auto"/>
+        <w:ind w:left="180"/>
+      </w:pPr>
+      <w:r>
+        <w:rPr>
+          <w:rFonts w:ascii="ＭＳ 明朝" w:eastAsia="ＭＳ 明朝" w:hAnsi="ＭＳ 明朝"/>
+          <w:sz w:val="20"/>
+          <w:szCs w:val="20"/>
+        </w:rPr>
+        <w:t xml:space="preserve">法の許可は不要と考えております。</w:t>
+      </w:r>
+    </w:p>
+    <w:p>
+      <w:pPr>
+        <w:spacing w:after="0" w:before="0" w:line="290" w:lineRule="auto"/>
+        <w:ind w:left="180"/>
+      </w:pPr>
+      <w:r>
+        <w:rPr>
+          <w:rFonts w:ascii="ＭＳ 明朝" w:eastAsia="ＭＳ 明朝" w:hAnsi="ＭＳ 明朝"/>
+          <w:sz w:val="20"/>
+          <w:szCs w:val="20"/>
+        </w:rPr>
+        <w:t xml:space="preserve">　ⅰ　砂利採取法17条4号の災害の防止のための方法、同21条の認可採取計画の遵守義務の履行で</w:t>
+      </w:r>
+    </w:p>
+    <w:p>
+      <w:pPr>
+        <w:spacing w:after="0" w:before="0" w:line="290" w:lineRule="auto"/>
+        <w:ind w:left="180"/>
+      </w:pPr>
+      <w:r>
+        <w:rPr>
+          <w:rFonts w:ascii="ＭＳ 明朝" w:eastAsia="ＭＳ 明朝" w:hAnsi="ＭＳ 明朝"/>
+          <w:sz w:val="20"/>
+          <w:szCs w:val="20"/>
+        </w:rPr>
+        <w:t xml:space="preserve">　　　あり、砂利採取業という生業と密接不可分で、その業務に付帯すると考えております。</w:t>
+      </w:r>
+    </w:p>
+    <w:p>
+      <w:pPr>
+        <w:spacing w:after="0" w:before="0" w:line="290" w:lineRule="auto"/>
+        <w:ind w:left="180"/>
+      </w:pPr>
+      <w:r>
+        <w:rPr>
+          <w:rFonts w:ascii="ＭＳ 明朝" w:eastAsia="ＭＳ 明朝" w:hAnsi="ＭＳ 明朝"/>
+          <w:sz w:val="20"/>
+          <w:szCs w:val="20"/>
+        </w:rPr>
+        <w:t xml:space="preserve">　ⅱ　積込みから整地までを同一の者が一貫して行います。</w:t>
+      </w:r>
+    </w:p>
+    <w:p>
+      <w:pPr>
+        <w:spacing w:after="0" w:before="0" w:line="290" w:lineRule="auto"/>
+        <w:ind w:left="180"/>
+      </w:pPr>
+      <w:r>
+        <w:rPr>
+          <w:rFonts w:ascii="ＭＳ 明朝" w:eastAsia="ＭＳ 明朝" w:hAnsi="ＭＳ 明朝"/>
+          <w:sz w:val="20"/>
+          <w:szCs w:val="20"/>
+        </w:rPr>
+        <w:t xml:space="preserve">　ⅲ　名目の如何を問わず、運搬を対価の対象としておりません。</w:t>
+      </w:r>
+    </w:p>
+    <w:p>
+      <w:pPr>
+        <w:spacing w:after="80" w:before="0" w:line="290" w:lineRule="auto"/>
+      </w:pPr>
+      <w:r>
+        <w:rPr>
+          <w:rFonts w:ascii="ＭＳ 明朝" w:eastAsia="ＭＳ 明朝" w:hAnsi="ＭＳ 明朝"/>
+          <w:sz w:val="20"/>
+          <w:szCs w:val="20"/>
+        </w:rPr>
+        <w:t xml:space="preserve"/>
+      </w:r>
+    </w:p>
+    <w:tbl>
+      <w:tblPr>
+        <w:tblW w:type="dxa" w:w="9072"/>
+        <w:tblBorders>
+          <w:top w:val="single" w:color="auto" w:sz="4"/>
+          <w:left w:val="single" w:color="auto" w:sz="4"/>
+          <w:bottom w:val="single" w:color="auto" w:sz="4"/>
+          <w:right w:val="single" w:color="auto" w:sz="4"/>
+          <w:insideH w:val="single" w:color="auto" w:sz="4"/>
+          <w:insideV w:val="single" w:color="auto" w:sz="4"/>
+        </w:tblBorders>
+        <w:tblLayout w:type="fixed"/>
+      </w:tblPr>
+      <w:tblGrid>
+        <w:gridCol w:w="9072"/>
+      </w:tblGrid>
+      <w:tr>
+        <w:tc>
+          <w:tcPr>
+            <w:tcW w:type="dxa" w:w="9072"/>
+            <w:shd w:fill="16395C" w:color="auto" w:val="clear"/>
+            <w:tcMar>
+              <w:top w:type="dxa" w:w="60"/>
+              <w:left w:type="dxa" w:w="100"/>
+              <w:bottom w:type="dxa" w:w="60"/>
+              <w:right w:type="dxa" w:w="100"/>
+            </w:tcMar>
+            <w:vAlign w:val="center"/>
+          </w:tcPr>
+          <w:p>
+            <w:pPr>
+              <w:spacing w:line="250" w:lineRule="auto"/>
+            </w:pPr>
+            <w:r>
+              <w:rPr>
+                <w:rFonts w:ascii="ＭＳ ゴシック" w:eastAsia="ＭＳ ゴシック" w:hAnsi="ＭＳ ゴシック"/>
+                <w:b/>
+                <w:bCs/>
+                <w:color w:val="FFFFFF"/>
+                <w:sz w:val="21"/>
+                <w:szCs w:val="21"/>
+              </w:rPr>
+              <w:t xml:space="preserve">３　根拠にしている資料</w:t>
+            </w:r>
+          </w:p>
+        </w:tc>
+      </w:tr>
+    </w:tbl>
+    <w:p>
+      <w:pPr>
+        <w:spacing w:after="0" w:before="0" w:line="290" w:lineRule="auto"/>
+        <w:ind w:left="180"/>
+      </w:pPr>
+      <w:r>
+        <w:rPr>
+          <w:rFonts w:ascii="ＭＳ 明朝" w:eastAsia="ＭＳ 明朝" w:hAnsi="ＭＳ 明朝"/>
+          <w:sz w:val="19"/>
+          <w:szCs w:val="19"/>
+        </w:rPr>
+        <w:t xml:space="preserve">・建設事業Q&amp;A No.20・No.21</w:t>
+      </w:r>
+    </w:p>
+    <w:p>
+      <w:pPr>
+        <w:spacing w:after="0" w:before="0" w:line="290" w:lineRule="auto"/>
+        <w:ind w:left="180"/>
+      </w:pPr>
+      <w:r>
+        <w:rPr>
+          <w:rFonts w:ascii="ＭＳ 明朝" w:eastAsia="ＭＳ 明朝" w:hAnsi="ＭＳ 明朝"/>
+          <w:sz w:val="19"/>
+          <w:szCs w:val="19"/>
+        </w:rPr>
+        <w:t xml:space="preserve">・令和8年2月10日付け事務連絡 1.(2)ⅰ〜ⅲ及び2.</w:t>
+      </w:r>
+    </w:p>
+    <w:p>
+      <w:pPr>
+        <w:spacing w:after="0" w:before="0" w:line="290" w:lineRule="auto"/>
+        <w:ind w:left="180"/>
+      </w:pPr>
+      <w:r>
+        <w:rPr>
+          <w:rFonts w:ascii="ＭＳ 明朝" w:eastAsia="ＭＳ 明朝" w:hAnsi="ＭＳ 明朝"/>
+          <w:sz w:val="19"/>
+          <w:szCs w:val="19"/>
+        </w:rPr>
+        <w:t xml:space="preserve">・砂利採取法16条・17条4号・21条</w:t>
+      </w:r>
+    </w:p>
+    <w:p>
+      <w:pPr>
+        <w:spacing w:after="80" w:before="0" w:line="290" w:lineRule="auto"/>
+      </w:pPr>
+      <w:r>
+        <w:rPr>
+          <w:rFonts w:ascii="ＭＳ 明朝" w:eastAsia="ＭＳ 明朝" w:hAnsi="ＭＳ 明朝"/>
+          <w:sz w:val="20"/>
+          <w:szCs w:val="20"/>
+        </w:rPr>
+        <w:t xml:space="preserve"/>
+      </w:r>
+    </w:p>
+    <w:tbl>
+      <w:tblPr>
+        <w:tblW w:type="dxa" w:w="9072"/>
+        <w:tblBorders>
+          <w:top w:val="single" w:color="auto" w:sz="4"/>
+          <w:left w:val="single" w:color="auto" w:sz="4"/>
+          <w:bottom w:val="single" w:color="auto" w:sz="4"/>
+          <w:right w:val="single" w:color="auto" w:sz="4"/>
+          <w:insideH w:val="single" w:color="auto" w:sz="4"/>
+          <w:insideV w:val="single" w:color="auto" w:sz="4"/>
+        </w:tblBorders>
+        <w:tblLayout w:type="fixed"/>
+      </w:tblPr>
+      <w:tblGrid>
+        <w:gridCol w:w="9072"/>
+      </w:tblGrid>
+      <w:tr>
+        <w:tc>
+          <w:tcPr>
+            <w:tcW w:type="dxa" w:w="9072"/>
+            <w:shd w:fill="16395C" w:color="auto" w:val="clear"/>
+            <w:tcMar>
+              <w:top w:type="dxa" w:w="60"/>
+              <w:left w:type="dxa" w:w="100"/>
+              <w:bottom w:type="dxa" w:w="60"/>
+              <w:right w:type="dxa" w:w="100"/>
+            </w:tcMar>
+            <w:vAlign w:val="center"/>
+          </w:tcPr>
+          <w:p>
+            <w:pPr>
+              <w:spacing w:line="250" w:lineRule="auto"/>
+            </w:pPr>
+            <w:r>
+              <w:rPr>
+                <w:rFonts w:ascii="ＭＳ ゴシック" w:eastAsia="ＭＳ ゴシック" w:hAnsi="ＭＳ ゴシック"/>
+                <w:b/>
+                <w:bCs/>
+                <w:color w:val="FFFFFF"/>
+                <w:sz w:val="21"/>
+                <w:szCs w:val="21"/>
+              </w:rPr>
+              <w:t xml:space="preserve">４　お聞きしたいこと</w:t>
+            </w:r>
+          </w:p>
+        </w:tc>
+      </w:tr>
+    </w:tbl>
+    <w:p>
+      <w:pPr>
+        <w:spacing w:after="0" w:before="0" w:line="290" w:lineRule="auto"/>
+        <w:ind w:left="180"/>
+      </w:pPr>
+      <w:r>
+        <w:rPr>
+          <w:rFonts w:ascii="ＭＳ 明朝" w:eastAsia="ＭＳ 明朝" w:hAnsi="ＭＳ 明朝"/>
+          <w:sz w:val="20"/>
+          <w:szCs w:val="20"/>
+        </w:rPr>
+        <w:t xml:space="preserve">(1) 上記の理解でよろしいでしょうか。</w:t>
+      </w:r>
+    </w:p>
+    <w:p>
+      <w:pPr>
+        <w:spacing w:after="0" w:before="0" w:line="290" w:lineRule="auto"/>
+        <w:ind w:left="180"/>
+      </w:pPr>
+      <w:r>
+        <w:rPr>
+          <w:rFonts w:ascii="ＭＳ 明朝" w:eastAsia="ＭＳ 明朝" w:hAnsi="ＭＳ 明朝"/>
+          <w:sz w:val="20"/>
+          <w:szCs w:val="20"/>
+        </w:rPr>
+        <w:t xml:space="preserve">(2) Q&amp;A No.21は建設関連会社等が処分する場合を述べておりますが、砂利採取業者が処分する</w:t>
+      </w:r>
+    </w:p>
+    <w:p>
+      <w:pPr>
+        <w:spacing w:after="0" w:before="0" w:line="290" w:lineRule="auto"/>
+        <w:ind w:left="180"/>
+      </w:pPr>
+      <w:r>
+        <w:rPr>
+          <w:rFonts w:ascii="ＭＳ 明朝" w:eastAsia="ＭＳ 明朝" w:hAnsi="ＭＳ 明朝"/>
+          <w:sz w:val="20"/>
+          <w:szCs w:val="20"/>
+        </w:rPr>
+        <w:t xml:space="preserve">　　場合も同様に「生業と密接不可分」と認められますでしょうか。</w:t>
+      </w:r>
+    </w:p>
+    <w:p>
+      <w:pPr>
+        <w:spacing w:after="0" w:before="0" w:line="290" w:lineRule="auto"/>
+        <w:ind w:left="180"/>
+      </w:pPr>
+      <w:r>
+        <w:rPr>
+          <w:rFonts w:ascii="ＭＳ 明朝" w:eastAsia="ＭＳ 明朝" w:hAnsi="ＭＳ 明朝"/>
+          <w:sz w:val="20"/>
+          <w:szCs w:val="20"/>
+        </w:rPr>
+        <w:t xml:space="preserve">(3) 埋戻しが認可採取計画に定められていることは、ⅰの判断において必要でしょうか。</w:t>
+      </w:r>
+    </w:p>
+    <w:p>
+      <w:pPr>
+        <w:spacing w:after="0" w:before="0" w:line="290" w:lineRule="auto"/>
+        <w:ind w:left="180"/>
+      </w:pPr>
+      <w:r>
+        <w:rPr>
+          <w:rFonts w:ascii="ＭＳ 明朝" w:eastAsia="ＭＳ 明朝" w:hAnsi="ＭＳ 明朝"/>
+          <w:sz w:val="20"/>
+          <w:szCs w:val="20"/>
+        </w:rPr>
+        <w:t xml:space="preserve">　　それとも考慮事情の一つにとどまりますでしょうか。</w:t>
+      </w:r>
+    </w:p>
+    <w:p>
+      <w:pPr>
+        <w:spacing w:after="0" w:before="0" w:line="290" w:lineRule="auto"/>
+        <w:ind w:left="180"/>
+      </w:pPr>
+      <w:r>
+        <w:rPr>
+          <w:rFonts w:ascii="ＭＳ 明朝" w:eastAsia="ＭＳ 明朝" w:hAnsi="ＭＳ 明朝"/>
+          <w:sz w:val="20"/>
+          <w:szCs w:val="20"/>
+        </w:rPr>
+        <w:t xml:space="preserve">(4) 認可採取計画に埋戻しの定めがない場合、結論は変わりますでしょうか。</w:t>
+      </w:r>
+    </w:p>
+    <w:p>
+      <w:pPr>
+        <w:spacing w:after="120" w:before="0" w:line="290" w:lineRule="auto"/>
+      </w:pPr>
+      <w:r>
+        <w:rPr>
+          <w:rFonts w:ascii="ＭＳ 明朝" w:eastAsia="ＭＳ 明朝" w:hAnsi="ＭＳ 明朝"/>
+          <w:sz w:val="20"/>
+          <w:szCs w:val="20"/>
+        </w:rPr>
+        <w:t xml:space="preserve"/>
+      </w:r>
+    </w:p>
+    <w:tbl>
+      <w:tblPr>
+        <w:tblW w:type="dxa" w:w="9072"/>
+        <w:tblBorders>
+          <w:top w:val="single" w:color="auto" w:sz="4"/>
+          <w:left w:val="single" w:color="auto" w:sz="4"/>
+          <w:bottom w:val="single" w:color="auto" w:sz="4"/>
+          <w:right w:val="single" w:color="auto" w:sz="4"/>
+          <w:insideH w:val="single" w:color="auto" w:sz="4"/>
+          <w:insideV w:val="single" w:color="auto" w:sz="4"/>
+        </w:tblBorders>
+        <w:tblLayout w:type="fixed"/>
+      </w:tblPr>
+      <w:tblGrid>
+        <w:gridCol w:w="9072"/>
+      </w:tblGrid>
+      <w:tr>
+        <w:tc>
+          <w:tcPr>
+            <w:tcW w:type="dxa" w:w="9072"/>
+            <w:tcMar>
+              <w:top w:type="dxa" w:w="60"/>
+              <w:left w:type="dxa" w:w="100"/>
+              <w:bottom w:type="dxa" w:w="60"/>
+              <w:right w:type="dxa" w:w="100"/>
+            </w:tcMar>
+            <w:vAlign w:val="top"/>
+          </w:tcPr>
+          <w:p>
+            <w:pPr>
+              <w:spacing w:line="250" w:lineRule="auto"/>
+            </w:pPr>
+            <w:r>
+              <w:rPr>
+                <w:rFonts w:ascii="ＭＳ 明朝" w:eastAsia="ＭＳ 明朝" w:hAnsi="ＭＳ 明朝"/>
+                <w:sz w:val="18"/>
+                <w:szCs w:val="18"/>
+              </w:rPr>
+              <w:t xml:space="preserve">【回答欄】　※ご記入願います。</w:t>
+            </w:r>
+          </w:p>
+          <w:p>
+            <w:pPr>
+              <w:spacing w:line="250" w:lineRule="auto"/>
+            </w:pPr>
+            <w:r>
+              <w:rPr>
+                <w:rFonts w:ascii="ＭＳ 明朝" w:eastAsia="ＭＳ 明朝" w:hAnsi="ＭＳ 明朝"/>
+                <w:sz w:val="18"/>
+                <w:szCs w:val="18"/>
+              </w:rPr>
+              <w:t xml:space="preserve"/>
+            </w:r>
+          </w:p>
+          <w:p>
+            <w:pPr>
+              <w:spacing w:line="250" w:lineRule="auto"/>
+            </w:pPr>
+            <w:r>
+              <w:rPr>
+                <w:rFonts w:ascii="ＭＳ 明朝" w:eastAsia="ＭＳ 明朝" w:hAnsi="ＭＳ 明朝"/>
+                <w:sz w:val="18"/>
+                <w:szCs w:val="18"/>
+              </w:rPr>
+              <w:t xml:space="preserve"/>
+            </w:r>
+          </w:p>
+          <w:p>
+            <w:pPr>
+              <w:spacing w:line="250" w:lineRule="auto"/>
+            </w:pPr>
+            <w:r>
+              <w:rPr>
+                <w:rFonts w:ascii="ＭＳ 明朝" w:eastAsia="ＭＳ 明朝" w:hAnsi="ＭＳ 明朝"/>
+                <w:sz w:val="18"/>
+                <w:szCs w:val="18"/>
+              </w:rPr>
+              <w:t xml:space="preserve"/>
+            </w:r>
+          </w:p>
+          <w:p>
+            <w:pPr>
+              <w:spacing w:line="250" w:lineRule="auto"/>
+            </w:pPr>
+            <w:r>
+              <w:rPr>
+                <w:rFonts w:ascii="ＭＳ 明朝" w:eastAsia="ＭＳ 明朝" w:hAnsi="ＭＳ 明朝"/>
+                <w:sz w:val="18"/>
+                <w:szCs w:val="18"/>
+              </w:rPr>
+              <w:t xml:space="preserve"/>
+            </w:r>
+          </w:p>
+          <w:p>
+            <w:pPr>
+              <w:spacing w:line="250" w:lineRule="auto"/>
+            </w:pPr>
+            <w:r>
+              <w:rPr>
+                <w:rFonts w:ascii="ＭＳ 明朝" w:eastAsia="ＭＳ 明朝" w:hAnsi="ＭＳ 明朝"/>
+                <w:sz w:val="18"/>
+                <w:szCs w:val="18"/>
+              </w:rPr>
+              <w:t xml:space="preserve"/>
+            </w:r>
+          </w:p>
+        </w:tc>
+      </w:tr>
+    </w:tbl>
+    <w:p>
+      <w:pPr>
+        <w:pageBreakBefore/>
+        <w:spacing w:after="140" w:before="400" w:line="290" w:lineRule="auto"/>
+      </w:pPr>
+      <w:r>
+        <w:rPr>
+          <w:rFonts w:ascii="ＭＳ ゴシック" w:eastAsia="ＭＳ ゴシック" w:hAnsi="ＭＳ ゴシック"/>
+          <w:b/>
+          <w:bCs/>
+          <w:sz w:val="24"/>
+          <w:szCs w:val="24"/>
+        </w:rPr>
+        <w:t xml:space="preserve">【A-9】　受入地が自社の砂利採取場ではなく、賃借して確保した土地である場合</w:t>
+      </w:r>
+    </w:p>
+    <w:p>
+      <w:pPr>
+        <w:spacing w:after="0" w:before="0" w:line="250" w:lineRule="auto"/>
+      </w:pPr>
+      <w:r>
+        <w:rPr>
+          <w:rFonts w:ascii="ＭＳ 明朝" w:eastAsia="ＭＳ 明朝" w:hAnsi="ＭＳ 明朝"/>
+          <w:sz w:val="17"/>
+          <w:szCs w:val="17"/>
+        </w:rPr>
+        <w:t xml:space="preserve">※ A-8と同じ事実関係のうち、受入地だけが異なる場合についてお尋ねいたします。</w:t>
+      </w:r>
+    </w:p>
+    <w:p>
+      <w:pPr>
+        <w:spacing w:after="60" w:before="0" w:line="290" w:lineRule="auto"/>
+      </w:pPr>
+      <w:r>
+        <w:rPr>
+          <w:rFonts w:ascii="ＭＳ 明朝" w:eastAsia="ＭＳ 明朝" w:hAnsi="ＭＳ 明朝"/>
+          <w:sz w:val="20"/>
+          <w:szCs w:val="20"/>
+        </w:rPr>
+        <w:t xml:space="preserve"/>
+      </w:r>
+    </w:p>
+    <w:tbl>
+      <w:tblPr>
+        <w:tblW w:type="dxa" w:w="9072"/>
+        <w:tblBorders>
+          <w:top w:val="single" w:color="auto" w:sz="4"/>
+          <w:left w:val="single" w:color="auto" w:sz="4"/>
+          <w:bottom w:val="single" w:color="auto" w:sz="4"/>
+          <w:right w:val="single" w:color="auto" w:sz="4"/>
+          <w:insideH w:val="single" w:color="auto" w:sz="4"/>
+          <w:insideV w:val="single" w:color="auto" w:sz="4"/>
+        </w:tblBorders>
+        <w:tblLayout w:type="fixed"/>
+      </w:tblPr>
+      <w:tblGrid>
+        <w:gridCol w:w="9072"/>
+      </w:tblGrid>
+      <w:tr>
+        <w:tc>
+          <w:tcPr>
+            <w:tcW w:type="dxa" w:w="9072"/>
+            <w:shd w:fill="16395C" w:color="auto" w:val="clear"/>
+            <w:tcMar>
+              <w:top w:type="dxa" w:w="60"/>
+              <w:left w:type="dxa" w:w="100"/>
+              <w:bottom w:type="dxa" w:w="60"/>
+              <w:right w:type="dxa" w:w="100"/>
+            </w:tcMar>
+            <w:vAlign w:val="center"/>
+          </w:tcPr>
+          <w:p>
+            <w:pPr>
+              <w:spacing w:line="250" w:lineRule="auto"/>
+            </w:pPr>
+            <w:r>
+              <w:rPr>
+                <w:rFonts w:ascii="ＭＳ ゴシック" w:eastAsia="ＭＳ ゴシック" w:hAnsi="ＭＳ ゴシック"/>
+                <w:b/>
+                <w:bCs/>
+                <w:color w:val="FFFFFF"/>
+                <w:sz w:val="21"/>
+                <w:szCs w:val="21"/>
+              </w:rPr>
+              <w:t xml:space="preserve">１　前提とする事実</w:t>
+            </w:r>
+          </w:p>
+        </w:tc>
+      </w:tr>
+    </w:tbl>
+    <w:p>
+      <w:pPr>
+        <w:spacing w:after="0" w:before="0" w:line="290" w:lineRule="auto"/>
+        <w:ind w:left="180"/>
+      </w:pPr>
+      <w:r>
+        <w:rPr>
+          <w:rFonts w:ascii="ＭＳ 明朝" w:eastAsia="ＭＳ 明朝" w:hAnsi="ＭＳ 明朝"/>
+          <w:sz w:val="20"/>
+          <w:szCs w:val="20"/>
+        </w:rPr>
+        <w:t xml:space="preserve">１　A-8と同じ事実関係です。</w:t>
+      </w:r>
+    </w:p>
+    <w:p>
+      <w:pPr>
+        <w:spacing w:after="0" w:before="0" w:line="290" w:lineRule="auto"/>
+        <w:ind w:left="180"/>
+      </w:pPr>
+      <w:r>
+        <w:rPr>
+          <w:rFonts w:ascii="ＭＳ 明朝" w:eastAsia="ＭＳ 明朝" w:hAnsi="ＭＳ 明朝"/>
+          <w:sz w:val="20"/>
+          <w:szCs w:val="20"/>
+        </w:rPr>
+        <w:t xml:space="preserve">２　ただし受入地は、F砂利採取〔白〕が砂利採取場ではない土地を賃借して確保したものです。</w:t>
+      </w:r>
+    </w:p>
+    <w:p>
+      <w:pPr>
+        <w:spacing w:after="0" w:before="0" w:line="290" w:lineRule="auto"/>
+        <w:ind w:left="180"/>
+      </w:pPr>
+      <w:r>
+        <w:rPr>
+          <w:rFonts w:ascii="ＭＳ 明朝" w:eastAsia="ＭＳ 明朝" w:hAnsi="ＭＳ 明朝"/>
+          <w:sz w:val="20"/>
+          <w:szCs w:val="20"/>
+        </w:rPr>
+        <w:t xml:space="preserve">３　賃貸借契約により、F砂利採取は当該土地について使用及び収益を目的とする権利を</w:t>
+      </w:r>
+    </w:p>
+    <w:p>
+      <w:pPr>
+        <w:spacing w:after="0" w:before="0" w:line="290" w:lineRule="auto"/>
+        <w:ind w:left="180"/>
+      </w:pPr>
+      <w:r>
+        <w:rPr>
+          <w:rFonts w:ascii="ＭＳ 明朝" w:eastAsia="ＭＳ 明朝" w:hAnsi="ＭＳ 明朝"/>
+          <w:sz w:val="20"/>
+          <w:szCs w:val="20"/>
+        </w:rPr>
+        <w:t xml:space="preserve">　　有しております。</w:t>
+      </w:r>
+    </w:p>
+    <w:p>
+      <w:pPr>
+        <w:spacing w:after="0" w:before="0" w:line="290" w:lineRule="auto"/>
+        <w:ind w:left="180"/>
+      </w:pPr>
+      <w:r>
+        <w:rPr>
+          <w:rFonts w:ascii="ＭＳ 明朝" w:eastAsia="ＭＳ 明朝" w:hAnsi="ＭＳ 明朝"/>
+          <w:sz w:val="20"/>
+          <w:szCs w:val="20"/>
+        </w:rPr>
+        <w:t xml:space="preserve">４　当該土地の維持及び管理、受け入れた残土の管理及び災害の防止の責任は、F砂利採取が</w:t>
+      </w:r>
+    </w:p>
+    <w:p>
+      <w:pPr>
+        <w:spacing w:after="0" w:before="0" w:line="290" w:lineRule="auto"/>
+        <w:ind w:left="180"/>
+      </w:pPr>
+      <w:r>
+        <w:rPr>
+          <w:rFonts w:ascii="ＭＳ 明朝" w:eastAsia="ＭＳ 明朝" w:hAnsi="ＭＳ 明朝"/>
+          <w:sz w:val="20"/>
+          <w:szCs w:val="20"/>
+        </w:rPr>
+        <w:t xml:space="preserve">　　負います。</w:t>
+      </w:r>
+    </w:p>
+    <w:p>
+      <w:pPr>
+        <w:spacing w:after="80" w:before="0" w:line="290" w:lineRule="auto"/>
+      </w:pPr>
+      <w:r>
+        <w:rPr>
+          <w:rFonts w:ascii="ＭＳ 明朝" w:eastAsia="ＭＳ 明朝" w:hAnsi="ＭＳ 明朝"/>
+          <w:sz w:val="20"/>
+          <w:szCs w:val="20"/>
+        </w:rPr>
+        <w:t xml:space="preserve"/>
+      </w:r>
+    </w:p>
+    <w:tbl>
+      <w:tblPr>
+        <w:tblW w:type="dxa" w:w="9072"/>
+        <w:tblBorders>
+          <w:top w:val="single" w:color="auto" w:sz="4"/>
+          <w:left w:val="single" w:color="auto" w:sz="4"/>
+          <w:bottom w:val="single" w:color="auto" w:sz="4"/>
+          <w:right w:val="single" w:color="auto" w:sz="4"/>
+          <w:insideH w:val="single" w:color="auto" w:sz="4"/>
+          <w:insideV w:val="single" w:color="auto" w:sz="4"/>
+        </w:tblBorders>
+        <w:tblLayout w:type="fixed"/>
+      </w:tblPr>
+      <w:tblGrid>
+        <w:gridCol w:w="9072"/>
+      </w:tblGrid>
+      <w:tr>
+        <w:tc>
+          <w:tcPr>
+            <w:tcW w:type="dxa" w:w="9072"/>
+            <w:shd w:fill="16395C" w:color="auto" w:val="clear"/>
+            <w:tcMar>
+              <w:top w:type="dxa" w:w="60"/>
+              <w:left w:type="dxa" w:w="100"/>
+              <w:bottom w:type="dxa" w:w="60"/>
+              <w:right w:type="dxa" w:w="100"/>
+            </w:tcMar>
+            <w:vAlign w:val="center"/>
+          </w:tcPr>
+          <w:p>
+            <w:pPr>
+              <w:spacing w:line="250" w:lineRule="auto"/>
+            </w:pPr>
+            <w:r>
+              <w:rPr>
+                <w:rFonts w:ascii="ＭＳ ゴシック" w:eastAsia="ＭＳ ゴシック" w:hAnsi="ＭＳ ゴシック"/>
+                <w:b/>
+                <w:bCs/>
+                <w:color w:val="FFFFFF"/>
+                <w:sz w:val="21"/>
+                <w:szCs w:val="21"/>
+              </w:rPr>
+              <w:t xml:space="preserve">２　当社の理解</w:t>
+            </w:r>
+          </w:p>
+        </w:tc>
+      </w:tr>
+    </w:tbl>
+    <w:p>
+      <w:pPr>
+        <w:spacing w:after="0" w:before="0" w:line="290" w:lineRule="auto"/>
+        <w:ind w:left="180"/>
+      </w:pPr>
+      <w:r>
+        <w:rPr>
+          <w:rFonts w:ascii="ＭＳ 明朝" w:eastAsia="ＭＳ 明朝" w:hAnsi="ＭＳ 明朝"/>
+          <w:sz w:val="20"/>
+          <w:szCs w:val="20"/>
+        </w:rPr>
+        <w:t xml:space="preserve">1.(2)ⅰの判断において重要なのは、処分地を自ら確保し、受入れ後の管理責任を自ら負って</w:t>
+      </w:r>
+    </w:p>
+    <w:p>
+      <w:pPr>
+        <w:spacing w:after="0" w:before="0" w:line="290" w:lineRule="auto"/>
+        <w:ind w:left="180"/>
+      </w:pPr>
+      <w:r>
+        <w:rPr>
+          <w:rFonts w:ascii="ＭＳ 明朝" w:eastAsia="ＭＳ 明朝" w:hAnsi="ＭＳ 明朝"/>
+          <w:sz w:val="20"/>
+          <w:szCs w:val="20"/>
+        </w:rPr>
+        <w:t xml:space="preserve">いるかどうかであり、当該土地が砂利採取場であることまでは要しないと考えております。</w:t>
+      </w:r>
+    </w:p>
+    <w:p>
+      <w:pPr>
+        <w:spacing w:after="0" w:before="0" w:line="290" w:lineRule="auto"/>
+        <w:ind w:left="180"/>
+      </w:pPr>
+      <w:r>
+        <w:rPr>
+          <w:rFonts w:ascii="ＭＳ 明朝" w:eastAsia="ＭＳ 明朝" w:hAnsi="ＭＳ 明朝"/>
+          <w:sz w:val="20"/>
+          <w:szCs w:val="20"/>
+        </w:rPr>
+        <w:t xml:space="preserve">もっとも、砂利採取法上の義務の履行という結びつきがない点で、A-8より弱いことは</w:t>
+      </w:r>
+    </w:p>
+    <w:p>
+      <w:pPr>
+        <w:spacing w:after="0" w:before="0" w:line="290" w:lineRule="auto"/>
+        <w:ind w:left="180"/>
+      </w:pPr>
+      <w:r>
+        <w:rPr>
+          <w:rFonts w:ascii="ＭＳ 明朝" w:eastAsia="ＭＳ 明朝" w:hAnsi="ＭＳ 明朝"/>
+          <w:sz w:val="20"/>
+          <w:szCs w:val="20"/>
+        </w:rPr>
+        <w:t xml:space="preserve">認識しております。</w:t>
+      </w:r>
+    </w:p>
+    <w:p>
+      <w:pPr>
+        <w:spacing w:after="80" w:before="0" w:line="290" w:lineRule="auto"/>
+      </w:pPr>
+      <w:r>
+        <w:rPr>
+          <w:rFonts w:ascii="ＭＳ 明朝" w:eastAsia="ＭＳ 明朝" w:hAnsi="ＭＳ 明朝"/>
+          <w:sz w:val="20"/>
+          <w:szCs w:val="20"/>
+        </w:rPr>
+        <w:t xml:space="preserve"/>
+      </w:r>
+    </w:p>
+    <w:tbl>
+      <w:tblPr>
+        <w:tblW w:type="dxa" w:w="9072"/>
+        <w:tblBorders>
+          <w:top w:val="single" w:color="auto" w:sz="4"/>
+          <w:left w:val="single" w:color="auto" w:sz="4"/>
+          <w:bottom w:val="single" w:color="auto" w:sz="4"/>
+          <w:right w:val="single" w:color="auto" w:sz="4"/>
+          <w:insideH w:val="single" w:color="auto" w:sz="4"/>
+          <w:insideV w:val="single" w:color="auto" w:sz="4"/>
+        </w:tblBorders>
+        <w:tblLayout w:type="fixed"/>
+      </w:tblPr>
+      <w:tblGrid>
+        <w:gridCol w:w="9072"/>
+      </w:tblGrid>
+      <w:tr>
+        <w:tc>
+          <w:tcPr>
+            <w:tcW w:type="dxa" w:w="9072"/>
+            <w:shd w:fill="16395C" w:color="auto" w:val="clear"/>
+            <w:tcMar>
+              <w:top w:type="dxa" w:w="60"/>
+              <w:left w:type="dxa" w:w="100"/>
+              <w:bottom w:type="dxa" w:w="60"/>
+              <w:right w:type="dxa" w:w="100"/>
+            </w:tcMar>
+            <w:vAlign w:val="center"/>
+          </w:tcPr>
+          <w:p>
+            <w:pPr>
+              <w:spacing w:line="250" w:lineRule="auto"/>
+            </w:pPr>
+            <w:r>
+              <w:rPr>
+                <w:rFonts w:ascii="ＭＳ ゴシック" w:eastAsia="ＭＳ ゴシック" w:hAnsi="ＭＳ ゴシック"/>
+                <w:b/>
+                <w:bCs/>
+                <w:color w:val="FFFFFF"/>
+                <w:sz w:val="21"/>
+                <w:szCs w:val="21"/>
+              </w:rPr>
+              <w:t xml:space="preserve">３　根拠にしている資料</w:t>
+            </w:r>
+          </w:p>
+        </w:tc>
+      </w:tr>
+    </w:tbl>
+    <w:p>
+      <w:pPr>
+        <w:spacing w:after="0" w:before="0" w:line="290" w:lineRule="auto"/>
+        <w:ind w:left="180"/>
+      </w:pPr>
+      <w:r>
+        <w:rPr>
+          <w:rFonts w:ascii="ＭＳ 明朝" w:eastAsia="ＭＳ 明朝" w:hAnsi="ＭＳ 明朝"/>
+          <w:sz w:val="19"/>
+          <w:szCs w:val="19"/>
+        </w:rPr>
+        <w:t xml:space="preserve">・建設事業Q&amp;A No.21</w:t>
+      </w:r>
+    </w:p>
+    <w:p>
+      <w:pPr>
+        <w:spacing w:after="0" w:before="0" w:line="290" w:lineRule="auto"/>
+        <w:ind w:left="180"/>
+      </w:pPr>
+      <w:r>
+        <w:rPr>
+          <w:rFonts w:ascii="ＭＳ 明朝" w:eastAsia="ＭＳ 明朝" w:hAnsi="ＭＳ 明朝"/>
+          <w:sz w:val="19"/>
+          <w:szCs w:val="19"/>
+        </w:rPr>
+        <w:t xml:space="preserve">・令和8年2月10日付け事務連絡 1.(2)ⅰ</w:t>
+      </w:r>
+    </w:p>
+    <w:p>
+      <w:pPr>
+        <w:spacing w:after="80" w:before="0" w:line="290" w:lineRule="auto"/>
+      </w:pPr>
+      <w:r>
+        <w:rPr>
+          <w:rFonts w:ascii="ＭＳ 明朝" w:eastAsia="ＭＳ 明朝" w:hAnsi="ＭＳ 明朝"/>
+          <w:sz w:val="20"/>
+          <w:szCs w:val="20"/>
+        </w:rPr>
+        <w:t xml:space="preserve"/>
+      </w:r>
+    </w:p>
+    <w:tbl>
+      <w:tblPr>
+        <w:tblW w:type="dxa" w:w="9072"/>
+        <w:tblBorders>
+          <w:top w:val="single" w:color="auto" w:sz="4"/>
+          <w:left w:val="single" w:color="auto" w:sz="4"/>
+          <w:bottom w:val="single" w:color="auto" w:sz="4"/>
+          <w:right w:val="single" w:color="auto" w:sz="4"/>
+          <w:insideH w:val="single" w:color="auto" w:sz="4"/>
+          <w:insideV w:val="single" w:color="auto" w:sz="4"/>
+        </w:tblBorders>
+        <w:tblLayout w:type="fixed"/>
+      </w:tblPr>
+      <w:tblGrid>
+        <w:gridCol w:w="9072"/>
+      </w:tblGrid>
+      <w:tr>
+        <w:tc>
+          <w:tcPr>
+            <w:tcW w:type="dxa" w:w="9072"/>
+            <w:shd w:fill="16395C" w:color="auto" w:val="clear"/>
+            <w:tcMar>
+              <w:top w:type="dxa" w:w="60"/>
+              <w:left w:type="dxa" w:w="100"/>
+              <w:bottom w:type="dxa" w:w="60"/>
+              <w:right w:type="dxa" w:w="100"/>
+            </w:tcMar>
+            <w:vAlign w:val="center"/>
+          </w:tcPr>
+          <w:p>
+            <w:pPr>
+              <w:spacing w:line="250" w:lineRule="auto"/>
+            </w:pPr>
+            <w:r>
+              <w:rPr>
+                <w:rFonts w:ascii="ＭＳ ゴシック" w:eastAsia="ＭＳ ゴシック" w:hAnsi="ＭＳ ゴシック"/>
+                <w:b/>
+                <w:bCs/>
+                <w:color w:val="FFFFFF"/>
+                <w:sz w:val="21"/>
+                <w:szCs w:val="21"/>
+              </w:rPr>
+              <w:t xml:space="preserve">４　お聞きしたいこと</w:t>
+            </w:r>
+          </w:p>
+        </w:tc>
+      </w:tr>
+    </w:tbl>
+    <w:p>
+      <w:pPr>
+        <w:spacing w:after="0" w:before="0" w:line="290" w:lineRule="auto"/>
+        <w:ind w:left="180"/>
+      </w:pPr>
+      <w:r>
+        <w:rPr>
+          <w:rFonts w:ascii="ＭＳ 明朝" w:eastAsia="ＭＳ 明朝" w:hAnsi="ＭＳ 明朝"/>
+          <w:sz w:val="20"/>
+          <w:szCs w:val="20"/>
+        </w:rPr>
+        <w:t xml:space="preserve">(1) 受入地が砂利採取場でない場合も、A-8と同じ結論になりますでしょうか。</w:t>
+      </w:r>
+    </w:p>
+    <w:p>
+      <w:pPr>
+        <w:spacing w:after="0" w:before="0" w:line="290" w:lineRule="auto"/>
+        <w:ind w:left="180"/>
+      </w:pPr>
+      <w:r>
+        <w:rPr>
+          <w:rFonts w:ascii="ＭＳ 明朝" w:eastAsia="ＭＳ 明朝" w:hAnsi="ＭＳ 明朝"/>
+          <w:sz w:val="20"/>
+          <w:szCs w:val="20"/>
+        </w:rPr>
+        <w:t xml:space="preserve">(2) 結論が変わる場合、何が足りないとお考えでしょうか。</w:t>
+      </w:r>
+    </w:p>
+    <w:p>
+      <w:pPr>
+        <w:spacing w:after="0" w:before="0" w:line="290" w:lineRule="auto"/>
+        <w:ind w:left="180"/>
+      </w:pPr>
+      <w:r>
+        <w:rPr>
+          <w:rFonts w:ascii="ＭＳ 明朝" w:eastAsia="ＭＳ 明朝" w:hAnsi="ＭＳ 明朝"/>
+          <w:sz w:val="20"/>
+          <w:szCs w:val="20"/>
+        </w:rPr>
+        <w:t xml:space="preserve">(3) 処分地を自ら確保していることを示す資料として、賃貸借契約書の写しのほかに</w:t>
+      </w:r>
+    </w:p>
+    <w:p>
+      <w:pPr>
+        <w:spacing w:after="0" w:before="0" w:line="290" w:lineRule="auto"/>
+        <w:ind w:left="180"/>
+      </w:pPr>
+      <w:r>
+        <w:rPr>
+          <w:rFonts w:ascii="ＭＳ 明朝" w:eastAsia="ＭＳ 明朝" w:hAnsi="ＭＳ 明朝"/>
+          <w:sz w:val="20"/>
+          <w:szCs w:val="20"/>
+        </w:rPr>
+        <w:t xml:space="preserve">　　ご用意すべきものはございますでしょうか。</w:t>
+      </w:r>
+    </w:p>
+    <w:p>
+      <w:pPr>
+        <w:spacing w:after="120" w:before="0" w:line="290" w:lineRule="auto"/>
+      </w:pPr>
+      <w:r>
+        <w:rPr>
+          <w:rFonts w:ascii="ＭＳ 明朝" w:eastAsia="ＭＳ 明朝" w:hAnsi="ＭＳ 明朝"/>
+          <w:sz w:val="20"/>
+          <w:szCs w:val="20"/>
+        </w:rPr>
+        <w:t xml:space="preserve"/>
+      </w:r>
+    </w:p>
+    <w:tbl>
+      <w:tblPr>
+        <w:tblW w:type="dxa" w:w="9072"/>
+        <w:tblBorders>
+          <w:top w:val="single" w:color="auto" w:sz="4"/>
+          <w:left w:val="single" w:color="auto" w:sz="4"/>
+          <w:bottom w:val="single" w:color="auto" w:sz="4"/>
+          <w:right w:val="single" w:color="auto" w:sz="4"/>
+          <w:insideH w:val="single" w:color="auto" w:sz="4"/>
+          <w:insideV w:val="single" w:color="auto" w:sz="4"/>
+        </w:tblBorders>
+        <w:tblLayout w:type="fixed"/>
+      </w:tblPr>
+      <w:tblGrid>
+        <w:gridCol w:w="9072"/>
+      </w:tblGrid>
+      <w:tr>
+        <w:tc>
+          <w:tcPr>
+            <w:tcW w:type="dxa" w:w="9072"/>
+            <w:tcMar>
+              <w:top w:type="dxa" w:w="60"/>
+              <w:left w:type="dxa" w:w="100"/>
+              <w:bottom w:type="dxa" w:w="60"/>
+              <w:right w:type="dxa" w:w="100"/>
+            </w:tcMar>
+            <w:vAlign w:val="top"/>
+          </w:tcPr>
+          <w:p>
+            <w:pPr>
+              <w:spacing w:line="250" w:lineRule="auto"/>
+            </w:pPr>
+            <w:r>
+              <w:rPr>
+                <w:rFonts w:ascii="ＭＳ 明朝" w:eastAsia="ＭＳ 明朝" w:hAnsi="ＭＳ 明朝"/>
+                <w:sz w:val="18"/>
+                <w:szCs w:val="18"/>
+              </w:rPr>
+              <w:t xml:space="preserve">【回答欄】　※ご記入願います。</w:t>
+            </w:r>
+          </w:p>
+          <w:p>
+            <w:pPr>
+              <w:spacing w:line="250" w:lineRule="auto"/>
+            </w:pPr>
+            <w:r>
+              <w:rPr>
+                <w:rFonts w:ascii="ＭＳ 明朝" w:eastAsia="ＭＳ 明朝" w:hAnsi="ＭＳ 明朝"/>
+                <w:sz w:val="18"/>
+                <w:szCs w:val="18"/>
+              </w:rPr>
+              <w:t xml:space="preserve"/>
+            </w:r>
+          </w:p>
+          <w:p>
+            <w:pPr>
+              <w:spacing w:line="250" w:lineRule="auto"/>
+            </w:pPr>
+            <w:r>
+              <w:rPr>
+                <w:rFonts w:ascii="ＭＳ 明朝" w:eastAsia="ＭＳ 明朝" w:hAnsi="ＭＳ 明朝"/>
+                <w:sz w:val="18"/>
+                <w:szCs w:val="18"/>
+              </w:rPr>
+              <w:t xml:space="preserve"/>
+            </w:r>
+          </w:p>
+          <w:p>
+            <w:pPr>
+              <w:spacing w:line="250" w:lineRule="auto"/>
+            </w:pPr>
+            <w:r>
+              <w:rPr>
+                <w:rFonts w:ascii="ＭＳ 明朝" w:eastAsia="ＭＳ 明朝" w:hAnsi="ＭＳ 明朝"/>
+                <w:sz w:val="18"/>
+                <w:szCs w:val="18"/>
+              </w:rPr>
+              <w:t xml:space="preserve"/>
+            </w:r>
+          </w:p>
+          <w:p>
+            <w:pPr>
+              <w:spacing w:line="250" w:lineRule="auto"/>
+            </w:pPr>
+            <w:r>
+              <w:rPr>
+                <w:rFonts w:ascii="ＭＳ 明朝" w:eastAsia="ＭＳ 明朝" w:hAnsi="ＭＳ 明朝"/>
+                <w:sz w:val="18"/>
+                <w:szCs w:val="18"/>
+              </w:rPr>
+              <w:t xml:space="preserve"/>
+            </w:r>
+          </w:p>
+          <w:p>
+            <w:pPr>
+              <w:spacing w:line="250" w:lineRule="auto"/>
+            </w:pPr>
+            <w:r>
+              <w:rPr>
+                <w:rFonts w:ascii="ＭＳ 明朝" w:eastAsia="ＭＳ 明朝" w:hAnsi="ＭＳ 明朝"/>
+                <w:sz w:val="18"/>
+                <w:szCs w:val="18"/>
+              </w:rPr>
+              <w:t xml:space="preserve"/>
+            </w:r>
+          </w:p>
+        </w:tc>
+      </w:tr>
+    </w:tbl>
+    <w:p>
+      <w:pPr>
+        <w:pageBreakBefore/>
+        <w:spacing w:after="140" w:before="400" w:line="290" w:lineRule="auto"/>
+      </w:pPr>
+      <w:r>
+        <w:rPr>
+          <w:rFonts w:ascii="ＭＳ ゴシック" w:eastAsia="ＭＳ ゴシック" w:hAnsi="ＭＳ ゴシック"/>
+          <w:b/>
+          <w:bCs/>
+          <w:sz w:val="24"/>
+          <w:szCs w:val="24"/>
+        </w:rPr>
+        <w:t xml:space="preserve">【A-10】　立方メートル単価であっても、運搬距離に応じて単価が変わる場合</w:t>
+      </w:r>
+    </w:p>
+    <w:p>
+      <w:pPr>
+        <w:spacing w:after="0" w:before="0" w:line="250" w:lineRule="auto"/>
+      </w:pPr>
+      <w:r>
+        <w:rPr>
+          <w:rFonts w:ascii="ＭＳ 明朝" w:eastAsia="ＭＳ 明朝" w:hAnsi="ＭＳ 明朝"/>
+          <w:sz w:val="17"/>
+          <w:szCs w:val="17"/>
+        </w:rPr>
+        <w:t xml:space="preserve">※ 1.(2)ⅲの「名目の如何を問わず」がどこまで及ぶかについてお尋ねいたします。</w:t>
+      </w:r>
+    </w:p>
+    <w:p>
+      <w:pPr>
+        <w:spacing w:after="60" w:before="0" w:line="290" w:lineRule="auto"/>
+      </w:pPr>
+      <w:r>
+        <w:rPr>
+          <w:rFonts w:ascii="ＭＳ 明朝" w:eastAsia="ＭＳ 明朝" w:hAnsi="ＭＳ 明朝"/>
+          <w:sz w:val="20"/>
+          <w:szCs w:val="20"/>
+        </w:rPr>
+        <w:t xml:space="preserve"/>
+      </w:r>
+    </w:p>
+    <w:tbl>
+      <w:tblPr>
+        <w:tblW w:type="dxa" w:w="9072"/>
+        <w:tblBorders>
+          <w:top w:val="single" w:color="auto" w:sz="4"/>
+          <w:left w:val="single" w:color="auto" w:sz="4"/>
+          <w:bottom w:val="single" w:color="auto" w:sz="4"/>
+          <w:right w:val="single" w:color="auto" w:sz="4"/>
+          <w:insideH w:val="single" w:color="auto" w:sz="4"/>
+          <w:insideV w:val="single" w:color="auto" w:sz="4"/>
+        </w:tblBorders>
+        <w:tblLayout w:type="fixed"/>
+      </w:tblPr>
+      <w:tblGrid>
+        <w:gridCol w:w="9072"/>
+      </w:tblGrid>
+      <w:tr>
+        <w:tc>
+          <w:tcPr>
+            <w:tcW w:type="dxa" w:w="9072"/>
+            <w:shd w:fill="16395C" w:color="auto" w:val="clear"/>
+            <w:tcMar>
+              <w:top w:type="dxa" w:w="60"/>
+              <w:left w:type="dxa" w:w="100"/>
+              <w:bottom w:type="dxa" w:w="60"/>
+              <w:right w:type="dxa" w:w="100"/>
+            </w:tcMar>
+            <w:vAlign w:val="center"/>
+          </w:tcPr>
+          <w:p>
+            <w:pPr>
+              <w:spacing w:line="250" w:lineRule="auto"/>
+            </w:pPr>
+            <w:r>
+              <w:rPr>
+                <w:rFonts w:ascii="ＭＳ ゴシック" w:eastAsia="ＭＳ ゴシック" w:hAnsi="ＭＳ ゴシック"/>
+                <w:b/>
+                <w:bCs/>
+                <w:color w:val="FFFFFF"/>
+                <w:sz w:val="21"/>
+                <w:szCs w:val="21"/>
+              </w:rPr>
+              <w:t xml:space="preserve">１　前提とする事実</w:t>
+            </w:r>
+          </w:p>
+        </w:tc>
+      </w:tr>
+    </w:tbl>
+    <w:p>
+      <w:pPr>
+        <w:spacing w:after="0" w:before="0" w:line="290" w:lineRule="auto"/>
+        <w:ind w:left="180"/>
+      </w:pPr>
+      <w:r>
+        <w:rPr>
+          <w:rFonts w:ascii="ＭＳ 明朝" w:eastAsia="ＭＳ 明朝" w:hAnsi="ＭＳ 明朝"/>
+          <w:sz w:val="20"/>
+          <w:szCs w:val="20"/>
+        </w:rPr>
+        <w:t xml:space="preserve">１　A-8と同じ事実関係です。</w:t>
+      </w:r>
+    </w:p>
+    <w:p>
+      <w:pPr>
+        <w:spacing w:after="0" w:before="0" w:line="290" w:lineRule="auto"/>
+        <w:ind w:left="180"/>
+      </w:pPr>
+      <w:r>
+        <w:rPr>
+          <w:rFonts w:ascii="ＭＳ 明朝" w:eastAsia="ＭＳ 明朝" w:hAnsi="ＭＳ 明朝"/>
+          <w:sz w:val="20"/>
+          <w:szCs w:val="20"/>
+        </w:rPr>
+        <w:t xml:space="preserve">２　請負代金は立方メートル当たりの処分単価のみで、運搬費名目の費目は設けておりません。</w:t>
+      </w:r>
+    </w:p>
+    <w:p>
+      <w:pPr>
+        <w:spacing w:after="0" w:before="0" w:line="290" w:lineRule="auto"/>
+        <w:ind w:left="180"/>
+      </w:pPr>
+      <w:r>
+        <w:rPr>
+          <w:rFonts w:ascii="ＭＳ 明朝" w:eastAsia="ＭＳ 明朝" w:hAnsi="ＭＳ 明朝"/>
+          <w:sz w:val="20"/>
+          <w:szCs w:val="20"/>
+        </w:rPr>
+        <w:t xml:space="preserve">３　もっとも、工事現場から受入地までの距離が遠い現場では燃料費等が処分原価に影響するため、</w:t>
+      </w:r>
+    </w:p>
+    <w:p>
+      <w:pPr>
+        <w:spacing w:after="0" w:before="0" w:line="290" w:lineRule="auto"/>
+        <w:ind w:left="180"/>
+      </w:pPr>
+      <w:r>
+        <w:rPr>
+          <w:rFonts w:ascii="ＭＳ 明朝" w:eastAsia="ＭＳ 明朝" w:hAnsi="ＭＳ 明朝"/>
+          <w:sz w:val="20"/>
+          <w:szCs w:val="20"/>
+        </w:rPr>
+        <w:t xml:space="preserve">　　現場ごとに処分単価を変えることが考えられます。</w:t>
+      </w:r>
+    </w:p>
+    <w:p>
+      <w:pPr>
+        <w:spacing w:after="80" w:before="0" w:line="290" w:lineRule="auto"/>
+      </w:pPr>
+      <w:r>
+        <w:rPr>
+          <w:rFonts w:ascii="ＭＳ 明朝" w:eastAsia="ＭＳ 明朝" w:hAnsi="ＭＳ 明朝"/>
+          <w:sz w:val="20"/>
+          <w:szCs w:val="20"/>
+        </w:rPr>
+        <w:t xml:space="preserve"/>
+      </w:r>
+    </w:p>
+    <w:tbl>
+      <w:tblPr>
+        <w:tblW w:type="dxa" w:w="9072"/>
+        <w:tblBorders>
+          <w:top w:val="single" w:color="auto" w:sz="4"/>
+          <w:left w:val="single" w:color="auto" w:sz="4"/>
+          <w:bottom w:val="single" w:color="auto" w:sz="4"/>
+          <w:right w:val="single" w:color="auto" w:sz="4"/>
+          <w:insideH w:val="single" w:color="auto" w:sz="4"/>
+          <w:insideV w:val="single" w:color="auto" w:sz="4"/>
+        </w:tblBorders>
+        <w:tblLayout w:type="fixed"/>
+      </w:tblPr>
+      <w:tblGrid>
+        <w:gridCol w:w="9072"/>
+      </w:tblGrid>
+      <w:tr>
+        <w:tc>
+          <w:tcPr>
+            <w:tcW w:type="dxa" w:w="9072"/>
+            <w:shd w:fill="16395C" w:color="auto" w:val="clear"/>
+            <w:tcMar>
+              <w:top w:type="dxa" w:w="60"/>
+              <w:left w:type="dxa" w:w="100"/>
+              <w:bottom w:type="dxa" w:w="60"/>
+              <w:right w:type="dxa" w:w="100"/>
+            </w:tcMar>
+            <w:vAlign w:val="center"/>
+          </w:tcPr>
+          <w:p>
+            <w:pPr>
+              <w:spacing w:line="250" w:lineRule="auto"/>
+            </w:pPr>
+            <w:r>
+              <w:rPr>
+                <w:rFonts w:ascii="ＭＳ ゴシック" w:eastAsia="ＭＳ ゴシック" w:hAnsi="ＭＳ ゴシック"/>
+                <w:b/>
+                <w:bCs/>
+                <w:color w:val="FFFFFF"/>
+                <w:sz w:val="21"/>
+                <w:szCs w:val="21"/>
+              </w:rPr>
+              <w:t xml:space="preserve">２　当社の理解</w:t>
+            </w:r>
+          </w:p>
+        </w:tc>
+      </w:tr>
+    </w:tbl>
+    <w:p>
+      <w:pPr>
+        <w:spacing w:after="0" w:before="0" w:line="290" w:lineRule="auto"/>
+        <w:ind w:left="180"/>
+      </w:pPr>
+      <w:r>
+        <w:rPr>
+          <w:rFonts w:ascii="ＭＳ 明朝" w:eastAsia="ＭＳ 明朝" w:hAnsi="ＭＳ 明朝"/>
+          <w:sz w:val="20"/>
+          <w:szCs w:val="20"/>
+        </w:rPr>
+        <w:t xml:space="preserve">距離に応じて単価が変わる場合、実質的に運搬の対価を単価に織り込んだものとして、ⅲの</w:t>
+      </w:r>
+    </w:p>
+    <w:p>
+      <w:pPr>
+        <w:spacing w:after="0" w:before="0" w:line="290" w:lineRule="auto"/>
+        <w:ind w:left="180"/>
+      </w:pPr>
+      <w:r>
+        <w:rPr>
+          <w:rFonts w:ascii="ＭＳ 明朝" w:eastAsia="ＭＳ 明朝" w:hAnsi="ＭＳ 明朝"/>
+          <w:sz w:val="20"/>
+          <w:szCs w:val="20"/>
+        </w:rPr>
+        <w:t xml:space="preserve">「名目の如何を問わず、運送行為の対価としての有償性がないこと」に触れるおそれがあると考え、</w:t>
+      </w:r>
+    </w:p>
+    <w:p>
+      <w:pPr>
+        <w:spacing w:after="0" w:before="0" w:line="290" w:lineRule="auto"/>
+        <w:ind w:left="180"/>
+      </w:pPr>
+      <w:r>
+        <w:rPr>
+          <w:rFonts w:ascii="ＭＳ 明朝" w:eastAsia="ＭＳ 明朝" w:hAnsi="ＭＳ 明朝"/>
+          <w:sz w:val="20"/>
+          <w:szCs w:val="20"/>
+        </w:rPr>
+        <w:t xml:space="preserve">現時点では距離に応じた単価設定は行わない方針としております。</w:t>
+      </w:r>
+    </w:p>
+    <w:p>
+      <w:pPr>
+        <w:spacing w:after="80" w:before="0" w:line="290" w:lineRule="auto"/>
+      </w:pPr>
+      <w:r>
+        <w:rPr>
+          <w:rFonts w:ascii="ＭＳ 明朝" w:eastAsia="ＭＳ 明朝" w:hAnsi="ＭＳ 明朝"/>
+          <w:sz w:val="20"/>
+          <w:szCs w:val="20"/>
+        </w:rPr>
+        <w:t xml:space="preserve"/>
+      </w:r>
+    </w:p>
+    <w:tbl>
+      <w:tblPr>
+        <w:tblW w:type="dxa" w:w="9072"/>
+        <w:tblBorders>
+          <w:top w:val="single" w:color="auto" w:sz="4"/>
+          <w:left w:val="single" w:color="auto" w:sz="4"/>
+          <w:bottom w:val="single" w:color="auto" w:sz="4"/>
+          <w:right w:val="single" w:color="auto" w:sz="4"/>
+          <w:insideH w:val="single" w:color="auto" w:sz="4"/>
+          <w:insideV w:val="single" w:color="auto" w:sz="4"/>
+        </w:tblBorders>
+        <w:tblLayout w:type="fixed"/>
+      </w:tblPr>
+      <w:tblGrid>
+        <w:gridCol w:w="9072"/>
+      </w:tblGrid>
+      <w:tr>
+        <w:tc>
+          <w:tcPr>
+            <w:tcW w:type="dxa" w:w="9072"/>
+            <w:shd w:fill="16395C" w:color="auto" w:val="clear"/>
+            <w:tcMar>
+              <w:top w:type="dxa" w:w="60"/>
+              <w:left w:type="dxa" w:w="100"/>
+              <w:bottom w:type="dxa" w:w="60"/>
+              <w:right w:type="dxa" w:w="100"/>
+            </w:tcMar>
+            <w:vAlign w:val="center"/>
+          </w:tcPr>
+          <w:p>
+            <w:pPr>
+              <w:spacing w:line="250" w:lineRule="auto"/>
+            </w:pPr>
+            <w:r>
+              <w:rPr>
+                <w:rFonts w:ascii="ＭＳ ゴシック" w:eastAsia="ＭＳ ゴシック" w:hAnsi="ＭＳ ゴシック"/>
+                <w:b/>
+                <w:bCs/>
+                <w:color w:val="FFFFFF"/>
+                <w:sz w:val="21"/>
+                <w:szCs w:val="21"/>
+              </w:rPr>
+              <w:t xml:space="preserve">３　根拠にしている資料</w:t>
+            </w:r>
+          </w:p>
+        </w:tc>
+      </w:tr>
+    </w:tbl>
+    <w:p>
+      <w:pPr>
+        <w:spacing w:after="0" w:before="0" w:line="290" w:lineRule="auto"/>
+        <w:ind w:left="180"/>
+      </w:pPr>
+      <w:r>
+        <w:rPr>
+          <w:rFonts w:ascii="ＭＳ 明朝" w:eastAsia="ＭＳ 明朝" w:hAnsi="ＭＳ 明朝"/>
+          <w:sz w:val="19"/>
+          <w:szCs w:val="19"/>
+        </w:rPr>
+        <w:t xml:space="preserve">・令和8年2月10日付け事務連絡 1.(2)ⅲ</w:t>
+      </w:r>
+    </w:p>
+    <w:p>
+      <w:pPr>
+        <w:spacing w:after="0" w:before="0" w:line="290" w:lineRule="auto"/>
+        <w:ind w:left="180"/>
+      </w:pPr>
+      <w:r>
+        <w:rPr>
+          <w:rFonts w:ascii="ＭＳ 明朝" w:eastAsia="ＭＳ 明朝" w:hAnsi="ＭＳ 明朝"/>
+          <w:sz w:val="19"/>
+          <w:szCs w:val="19"/>
+        </w:rPr>
+        <w:t xml:space="preserve">・建設事業Q&amp;A No.21</w:t>
+      </w:r>
+    </w:p>
+    <w:p>
+      <w:pPr>
+        <w:spacing w:after="80" w:before="0" w:line="290" w:lineRule="auto"/>
+      </w:pPr>
+      <w:r>
+        <w:rPr>
+          <w:rFonts w:ascii="ＭＳ 明朝" w:eastAsia="ＭＳ 明朝" w:hAnsi="ＭＳ 明朝"/>
+          <w:sz w:val="20"/>
+          <w:szCs w:val="20"/>
+        </w:rPr>
+        <w:t xml:space="preserve"/>
+      </w:r>
+    </w:p>
+    <w:tbl>
+      <w:tblPr>
+        <w:tblW w:type="dxa" w:w="9072"/>
+        <w:tblBorders>
+          <w:top w:val="single" w:color="auto" w:sz="4"/>
+          <w:left w:val="single" w:color="auto" w:sz="4"/>
+          <w:bottom w:val="single" w:color="auto" w:sz="4"/>
+          <w:right w:val="single" w:color="auto" w:sz="4"/>
+          <w:insideH w:val="single" w:color="auto" w:sz="4"/>
+          <w:insideV w:val="single" w:color="auto" w:sz="4"/>
+        </w:tblBorders>
+        <w:tblLayout w:type="fixed"/>
+      </w:tblPr>
+      <w:tblGrid>
+        <w:gridCol w:w="9072"/>
+      </w:tblGrid>
+      <w:tr>
+        <w:tc>
+          <w:tcPr>
+            <w:tcW w:type="dxa" w:w="9072"/>
+            <w:shd w:fill="16395C" w:color="auto" w:val="clear"/>
+            <w:tcMar>
+              <w:top w:type="dxa" w:w="60"/>
+              <w:left w:type="dxa" w:w="100"/>
+              <w:bottom w:type="dxa" w:w="60"/>
+              <w:right w:type="dxa" w:w="100"/>
+            </w:tcMar>
+            <w:vAlign w:val="center"/>
+          </w:tcPr>
+          <w:p>
+            <w:pPr>
+              <w:spacing w:line="250" w:lineRule="auto"/>
+            </w:pPr>
+            <w:r>
+              <w:rPr>
+                <w:rFonts w:ascii="ＭＳ ゴシック" w:eastAsia="ＭＳ ゴシック" w:hAnsi="ＭＳ ゴシック"/>
+                <w:b/>
+                <w:bCs/>
+                <w:color w:val="FFFFFF"/>
+                <w:sz w:val="21"/>
+                <w:szCs w:val="21"/>
+              </w:rPr>
+              <w:t xml:space="preserve">４　お聞きしたいこと</w:t>
+            </w:r>
+          </w:p>
+        </w:tc>
+      </w:tr>
+    </w:tbl>
+    <w:p>
+      <w:pPr>
+        <w:spacing w:after="0" w:before="0" w:line="290" w:lineRule="auto"/>
+        <w:ind w:left="180"/>
+      </w:pPr>
+      <w:r>
+        <w:rPr>
+          <w:rFonts w:ascii="ＭＳ 明朝" w:eastAsia="ＭＳ 明朝" w:hAnsi="ＭＳ 明朝"/>
+          <w:sz w:val="20"/>
+          <w:szCs w:val="20"/>
+        </w:rPr>
+        <w:t xml:space="preserve">(1) 立方メートル単価であっても、運搬距離に応じて単価が変わる場合は、ⅲの有償性が</w:t>
+      </w:r>
+    </w:p>
+    <w:p>
+      <w:pPr>
+        <w:spacing w:after="0" w:before="0" w:line="290" w:lineRule="auto"/>
+        <w:ind w:left="180"/>
+      </w:pPr>
+      <w:r>
+        <w:rPr>
+          <w:rFonts w:ascii="ＭＳ 明朝" w:eastAsia="ＭＳ 明朝" w:hAnsi="ＭＳ 明朝"/>
+          <w:sz w:val="20"/>
+          <w:szCs w:val="20"/>
+        </w:rPr>
+        <w:t xml:space="preserve">　　あるものと評価されますでしょうか。</w:t>
+      </w:r>
+    </w:p>
+    <w:p>
+      <w:pPr>
+        <w:spacing w:after="0" w:before="0" w:line="290" w:lineRule="auto"/>
+        <w:ind w:left="180"/>
+      </w:pPr>
+      <w:r>
+        <w:rPr>
+          <w:rFonts w:ascii="ＭＳ 明朝" w:eastAsia="ＭＳ 明朝" w:hAnsi="ＭＳ 明朝"/>
+          <w:sz w:val="20"/>
+          <w:szCs w:val="20"/>
+        </w:rPr>
+        <w:t xml:space="preserve">(2) 現場ごとに単価が異なること自体は差し支えなく、距離を単価表の軸として明示した場合に</w:t>
+      </w:r>
+    </w:p>
+    <w:p>
+      <w:pPr>
+        <w:spacing w:after="0" w:before="0" w:line="290" w:lineRule="auto"/>
+        <w:ind w:left="180"/>
+      </w:pPr>
+      <w:r>
+        <w:rPr>
+          <w:rFonts w:ascii="ＭＳ 明朝" w:eastAsia="ＭＳ 明朝" w:hAnsi="ＭＳ 明朝"/>
+          <w:sz w:val="20"/>
+          <w:szCs w:val="20"/>
+        </w:rPr>
+        <w:t xml:space="preserve">　　問題となる、という理解でよろしいでしょうか。</w:t>
+      </w:r>
+    </w:p>
+    <w:p>
+      <w:pPr>
+        <w:spacing w:after="0" w:before="0" w:line="290" w:lineRule="auto"/>
+        <w:ind w:left="180"/>
+      </w:pPr>
+      <w:r>
+        <w:rPr>
+          <w:rFonts w:ascii="ＭＳ 明朝" w:eastAsia="ＭＳ 明朝" w:hAnsi="ＭＳ 明朝"/>
+          <w:sz w:val="20"/>
+          <w:szCs w:val="20"/>
+        </w:rPr>
+        <w:t xml:space="preserve">(3) ⅲに触れないようにするため、単価の決め方について留意すべき点がございましたら</w:t>
+      </w:r>
+    </w:p>
+    <w:p>
+      <w:pPr>
+        <w:spacing w:after="0" w:before="0" w:line="290" w:lineRule="auto"/>
+        <w:ind w:left="180"/>
+      </w:pPr>
+      <w:r>
+        <w:rPr>
+          <w:rFonts w:ascii="ＭＳ 明朝" w:eastAsia="ＭＳ 明朝" w:hAnsi="ＭＳ 明朝"/>
+          <w:sz w:val="20"/>
+          <w:szCs w:val="20"/>
+        </w:rPr>
+        <w:t xml:space="preserve">　　ご教示いただけますでしょうか。</w:t>
+      </w:r>
+    </w:p>
+    <w:p>
+      <w:pPr>
+        <w:spacing w:after="120" w:before="0" w:line="290" w:lineRule="auto"/>
+      </w:pPr>
+      <w:r>
+        <w:rPr>
+          <w:rFonts w:ascii="ＭＳ 明朝" w:eastAsia="ＭＳ 明朝" w:hAnsi="ＭＳ 明朝"/>
+          <w:sz w:val="20"/>
+          <w:szCs w:val="20"/>
+        </w:rPr>
+        <w:t xml:space="preserve"/>
+      </w:r>
+    </w:p>
+    <w:tbl>
+      <w:tblPr>
+        <w:tblW w:type="dxa" w:w="9072"/>
+        <w:tblBorders>
+          <w:top w:val="single" w:color="auto" w:sz="4"/>
+          <w:left w:val="single" w:color="auto" w:sz="4"/>
+          <w:bottom w:val="single" w:color="auto" w:sz="4"/>
+          <w:right w:val="single" w:color="auto" w:sz="4"/>
+          <w:insideH w:val="single" w:color="auto" w:sz="4"/>
+          <w:insideV w:val="single" w:color="auto" w:sz="4"/>
+        </w:tblBorders>
+        <w:tblLayout w:type="fixed"/>
+      </w:tblPr>
+      <w:tblGrid>
+        <w:gridCol w:w="9072"/>
+      </w:tblGrid>
+      <w:tr>
+        <w:tc>
+          <w:tcPr>
+            <w:tcW w:type="dxa" w:w="9072"/>
+            <w:tcMar>
+              <w:top w:type="dxa" w:w="60"/>
+              <w:left w:type="dxa" w:w="100"/>
+              <w:bottom w:type="dxa" w:w="60"/>
+              <w:right w:type="dxa" w:w="100"/>
+            </w:tcMar>
+            <w:vAlign w:val="top"/>
+          </w:tcPr>
+          <w:p>
+            <w:pPr>
+              <w:spacing w:line="250" w:lineRule="auto"/>
+            </w:pPr>
+            <w:r>
+              <w:rPr>
+                <w:rFonts w:ascii="ＭＳ 明朝" w:eastAsia="ＭＳ 明朝" w:hAnsi="ＭＳ 明朝"/>
+                <w:sz w:val="18"/>
+                <w:szCs w:val="18"/>
+              </w:rPr>
+              <w:t xml:space="preserve">【回答欄】　※ご記入願います。</w:t>
+            </w:r>
+          </w:p>
+          <w:p>
+            <w:pPr>
+              <w:spacing w:line="250" w:lineRule="auto"/>
+            </w:pPr>
+            <w:r>
+              <w:rPr>
+                <w:rFonts w:ascii="ＭＳ 明朝" w:eastAsia="ＭＳ 明朝" w:hAnsi="ＭＳ 明朝"/>
+                <w:sz w:val="18"/>
+                <w:szCs w:val="18"/>
+              </w:rPr>
+              <w:t xml:space="preserve"/>
+            </w:r>
+          </w:p>
+          <w:p>
+            <w:pPr>
+              <w:spacing w:line="250" w:lineRule="auto"/>
+            </w:pPr>
+            <w:r>
+              <w:rPr>
+                <w:rFonts w:ascii="ＭＳ 明朝" w:eastAsia="ＭＳ 明朝" w:hAnsi="ＭＳ 明朝"/>
+                <w:sz w:val="18"/>
+                <w:szCs w:val="18"/>
+              </w:rPr>
+              <w:t xml:space="preserve"/>
+            </w:r>
+          </w:p>
+          <w:p>
+            <w:pPr>
+              <w:spacing w:line="250" w:lineRule="auto"/>
+            </w:pPr>
+            <w:r>
+              <w:rPr>
+                <w:rFonts w:ascii="ＭＳ 明朝" w:eastAsia="ＭＳ 明朝" w:hAnsi="ＭＳ 明朝"/>
+                <w:sz w:val="18"/>
+                <w:szCs w:val="18"/>
+              </w:rPr>
+              <w:t xml:space="preserve"/>
+            </w:r>
+          </w:p>
+          <w:p>
+            <w:pPr>
+              <w:spacing w:line="250" w:lineRule="auto"/>
+            </w:pPr>
+            <w:r>
+              <w:rPr>
+                <w:rFonts w:ascii="ＭＳ 明朝" w:eastAsia="ＭＳ 明朝" w:hAnsi="ＭＳ 明朝"/>
+                <w:sz w:val="18"/>
+                <w:szCs w:val="18"/>
+              </w:rPr>
+              <w:t xml:space="preserve"/>
+            </w:r>
+          </w:p>
+          <w:p>
+            <w:pPr>
+              <w:spacing w:line="250" w:lineRule="auto"/>
+            </w:pPr>
+            <w:r>
+              <w:rPr>
+                <w:rFonts w:ascii="ＭＳ 明朝" w:eastAsia="ＭＳ 明朝" w:hAnsi="ＭＳ 明朝"/>
+                <w:sz w:val="18"/>
+                <w:szCs w:val="18"/>
+              </w:rPr>
+              <w:t xml:space="preserve"/>
+            </w:r>
+          </w:p>
+        </w:tc>
+      </w:tr>
+    </w:tbl>
+    <w:p>
+      <w:pPr>
+        <w:pageBreakBefore/>
+        <w:spacing w:after="140" w:before="400" w:line="290" w:lineRule="auto"/>
+      </w:pPr>
+      <w:r>
+        <w:rPr>
+          <w:rFonts w:ascii="ＭＳ ゴシック" w:eastAsia="ＭＳ ゴシック" w:hAnsi="ＭＳ ゴシック"/>
+          <w:b/>
+          <w:bCs/>
+          <w:sz w:val="24"/>
+          <w:szCs w:val="24"/>
+        </w:rPr>
+        <w:t xml:space="preserve">【A-11】　積込み時に残土の所有権が移転する旨を契約で定めた場合の取扱い</w:t>
+      </w:r>
+    </w:p>
+    <w:p>
+      <w:pPr>
+        <w:spacing w:after="0" w:before="0" w:line="250" w:lineRule="auto"/>
+      </w:pPr>
+      <w:r>
+        <w:rPr>
+          <w:rFonts w:ascii="ＭＳ 明朝" w:eastAsia="ＭＳ 明朝" w:hAnsi="ＭＳ 明朝"/>
+          <w:sz w:val="17"/>
+          <w:szCs w:val="17"/>
+        </w:rPr>
+        <w:t xml:space="preserve">※ 1.(1)と1.(2)のどちらで判断されるかについてお尋ねいたします。</w:t>
+      </w:r>
+    </w:p>
+    <w:p>
+      <w:pPr>
+        <w:spacing w:after="60" w:before="0" w:line="290" w:lineRule="auto"/>
+      </w:pPr>
+      <w:r>
+        <w:rPr>
+          <w:rFonts w:ascii="ＭＳ 明朝" w:eastAsia="ＭＳ 明朝" w:hAnsi="ＭＳ 明朝"/>
+          <w:sz w:val="20"/>
+          <w:szCs w:val="20"/>
+        </w:rPr>
+        <w:t xml:space="preserve"/>
+      </w:r>
+    </w:p>
+    <w:tbl>
+      <w:tblPr>
+        <w:tblW w:type="dxa" w:w="9072"/>
+        <w:tblBorders>
+          <w:top w:val="single" w:color="auto" w:sz="4"/>
+          <w:left w:val="single" w:color="auto" w:sz="4"/>
+          <w:bottom w:val="single" w:color="auto" w:sz="4"/>
+          <w:right w:val="single" w:color="auto" w:sz="4"/>
+          <w:insideH w:val="single" w:color="auto" w:sz="4"/>
+          <w:insideV w:val="single" w:color="auto" w:sz="4"/>
+        </w:tblBorders>
+        <w:tblLayout w:type="fixed"/>
+      </w:tblPr>
+      <w:tblGrid>
+        <w:gridCol w:w="9072"/>
+      </w:tblGrid>
+      <w:tr>
+        <w:tc>
+          <w:tcPr>
+            <w:tcW w:type="dxa" w:w="9072"/>
+            <w:shd w:fill="16395C" w:color="auto" w:val="clear"/>
+            <w:tcMar>
+              <w:top w:type="dxa" w:w="60"/>
+              <w:left w:type="dxa" w:w="100"/>
+              <w:bottom w:type="dxa" w:w="60"/>
+              <w:right w:type="dxa" w:w="100"/>
+            </w:tcMar>
+            <w:vAlign w:val="center"/>
+          </w:tcPr>
+          <w:p>
+            <w:pPr>
+              <w:spacing w:line="250" w:lineRule="auto"/>
+            </w:pPr>
+            <w:r>
+              <w:rPr>
+                <w:rFonts w:ascii="ＭＳ ゴシック" w:eastAsia="ＭＳ ゴシック" w:hAnsi="ＭＳ ゴシック"/>
+                <w:b/>
+                <w:bCs/>
+                <w:color w:val="FFFFFF"/>
+                <w:sz w:val="21"/>
+                <w:szCs w:val="21"/>
+              </w:rPr>
+              <w:t xml:space="preserve">１　前提とする事実</w:t>
+            </w:r>
+          </w:p>
+        </w:tc>
+      </w:tr>
+    </w:tbl>
+    <w:p>
+      <w:pPr>
+        <w:spacing w:after="0" w:before="0" w:line="290" w:lineRule="auto"/>
+        <w:ind w:left="180"/>
+      </w:pPr>
+      <w:r>
+        <w:rPr>
+          <w:rFonts w:ascii="ＭＳ 明朝" w:eastAsia="ＭＳ 明朝" w:hAnsi="ＭＳ 明朝"/>
+          <w:sz w:val="20"/>
+          <w:szCs w:val="20"/>
+        </w:rPr>
+        <w:t xml:space="preserve">１　A-8と同じ事実関係です。</w:t>
+      </w:r>
+    </w:p>
+    <w:p>
+      <w:pPr>
+        <w:spacing w:after="0" w:before="0" w:line="290" w:lineRule="auto"/>
+        <w:ind w:left="180"/>
+      </w:pPr>
+      <w:r>
+        <w:rPr>
+          <w:rFonts w:ascii="ＭＳ 明朝" w:eastAsia="ＭＳ 明朝" w:hAnsi="ＭＳ 明朝"/>
+          <w:sz w:val="20"/>
+          <w:szCs w:val="20"/>
+        </w:rPr>
+        <w:t xml:space="preserve">２　請負契約において、残土の引渡しは工事現場における積込みの完了時に行われたものとし、</w:t>
+      </w:r>
+    </w:p>
+    <w:p>
+      <w:pPr>
+        <w:spacing w:after="0" w:before="0" w:line="290" w:lineRule="auto"/>
+        <w:ind w:left="180"/>
+      </w:pPr>
+      <w:r>
+        <w:rPr>
+          <w:rFonts w:ascii="ＭＳ 明朝" w:eastAsia="ＭＳ 明朝" w:hAnsi="ＭＳ 明朝"/>
+          <w:sz w:val="20"/>
+          <w:szCs w:val="20"/>
+        </w:rPr>
+        <w:t xml:space="preserve">　　同時に残土の所有権がD建設からF砂利採取〔白〕に移転する旨を定めます。</w:t>
+      </w:r>
+    </w:p>
+    <w:p>
+      <w:pPr>
+        <w:spacing w:after="0" w:before="0" w:line="290" w:lineRule="auto"/>
+        <w:ind w:left="180"/>
+      </w:pPr>
+      <w:r>
+        <w:rPr>
+          <w:rFonts w:ascii="ＭＳ 明朝" w:eastAsia="ＭＳ 明朝" w:hAnsi="ＭＳ 明朝"/>
+          <w:sz w:val="20"/>
+          <w:szCs w:val="20"/>
+        </w:rPr>
+        <w:t xml:space="preserve">３　所有権の移転後、残土の処分の方法はF砂利採取が定めます。</w:t>
+      </w:r>
+    </w:p>
+    <w:p>
+      <w:pPr>
+        <w:spacing w:after="80" w:before="0" w:line="290" w:lineRule="auto"/>
+      </w:pPr>
+      <w:r>
+        <w:rPr>
+          <w:rFonts w:ascii="ＭＳ 明朝" w:eastAsia="ＭＳ 明朝" w:hAnsi="ＭＳ 明朝"/>
+          <w:sz w:val="20"/>
+          <w:szCs w:val="20"/>
+        </w:rPr>
+        <w:t xml:space="preserve"/>
+      </w:r>
+    </w:p>
+    <w:tbl>
+      <w:tblPr>
+        <w:tblW w:type="dxa" w:w="9072"/>
+        <w:tblBorders>
+          <w:top w:val="single" w:color="auto" w:sz="4"/>
+          <w:left w:val="single" w:color="auto" w:sz="4"/>
+          <w:bottom w:val="single" w:color="auto" w:sz="4"/>
+          <w:right w:val="single" w:color="auto" w:sz="4"/>
+          <w:insideH w:val="single" w:color="auto" w:sz="4"/>
+          <w:insideV w:val="single" w:color="auto" w:sz="4"/>
+        </w:tblBorders>
+        <w:tblLayout w:type="fixed"/>
+      </w:tblPr>
+      <w:tblGrid>
+        <w:gridCol w:w="9072"/>
+      </w:tblGrid>
+      <w:tr>
+        <w:tc>
+          <w:tcPr>
+            <w:tcW w:type="dxa" w:w="9072"/>
+            <w:shd w:fill="16395C" w:color="auto" w:val="clear"/>
+            <w:tcMar>
+              <w:top w:type="dxa" w:w="60"/>
+              <w:left w:type="dxa" w:w="100"/>
+              <w:bottom w:type="dxa" w:w="60"/>
+              <w:right w:type="dxa" w:w="100"/>
+            </w:tcMar>
+            <w:vAlign w:val="center"/>
+          </w:tcPr>
+          <w:p>
+            <w:pPr>
+              <w:spacing w:line="250" w:lineRule="auto"/>
+            </w:pPr>
+            <w:r>
+              <w:rPr>
+                <w:rFonts w:ascii="ＭＳ ゴシック" w:eastAsia="ＭＳ ゴシック" w:hAnsi="ＭＳ ゴシック"/>
+                <w:b/>
+                <w:bCs/>
+                <w:color w:val="FFFFFF"/>
+                <w:sz w:val="21"/>
+                <w:szCs w:val="21"/>
+              </w:rPr>
+              <w:t xml:space="preserve">２　当社の理解</w:t>
+            </w:r>
+          </w:p>
+        </w:tc>
+      </w:tr>
+    </w:tbl>
+    <w:p>
+      <w:pPr>
+        <w:spacing w:after="0" w:before="0" w:line="290" w:lineRule="auto"/>
+        <w:ind w:left="180"/>
+      </w:pPr>
+      <w:r>
+        <w:rPr>
+          <w:rFonts w:ascii="ＭＳ 明朝" w:eastAsia="ＭＳ 明朝" w:hAnsi="ＭＳ 明朝"/>
+          <w:sz w:val="20"/>
+          <w:szCs w:val="20"/>
+        </w:rPr>
+        <w:t xml:space="preserve">所有権が移転した後にF砂利採取が運ぶのは自社が所有する貨物であるため、1.(1)の</w:t>
+      </w:r>
+    </w:p>
+    <w:p>
+      <w:pPr>
+        <w:spacing w:after="0" w:before="0" w:line="290" w:lineRule="auto"/>
+        <w:ind w:left="180"/>
+      </w:pPr>
+      <w:r>
+        <w:rPr>
+          <w:rFonts w:ascii="ＭＳ 明朝" w:eastAsia="ＭＳ 明朝" w:hAnsi="ＭＳ 明朝"/>
+          <w:sz w:val="20"/>
+          <w:szCs w:val="20"/>
+        </w:rPr>
+        <w:t xml:space="preserve">「建設関連会社等が自ら所有する貨物を自ら運送する場合」に当たる余地があると考えております。</w:t>
+      </w:r>
+    </w:p>
+    <w:p>
+      <w:pPr>
+        <w:spacing w:after="0" w:before="0" w:line="290" w:lineRule="auto"/>
+        <w:ind w:left="180"/>
+      </w:pPr>
+      <w:r>
+        <w:rPr>
+          <w:rFonts w:ascii="ＭＳ 明朝" w:eastAsia="ＭＳ 明朝" w:hAnsi="ＭＳ 明朝"/>
+          <w:sz w:val="20"/>
+          <w:szCs w:val="20"/>
+        </w:rPr>
+        <w:t xml:space="preserve">もっとも、1.(2)のⅰからⅲにも該当すると考えておりますので、1.(1)又は1.(2)のいずれかに</w:t>
+      </w:r>
+    </w:p>
+    <w:p>
+      <w:pPr>
+        <w:spacing w:after="0" w:before="0" w:line="290" w:lineRule="auto"/>
+        <w:ind w:left="180"/>
+      </w:pPr>
+      <w:r>
+        <w:rPr>
+          <w:rFonts w:ascii="ＭＳ 明朝" w:eastAsia="ＭＳ 明朝" w:hAnsi="ＭＳ 明朝"/>
+          <w:sz w:val="20"/>
+          <w:szCs w:val="20"/>
+        </w:rPr>
+        <w:t xml:space="preserve">該当すれば足りるという理解でおります。</w:t>
+      </w:r>
+    </w:p>
+    <w:p>
+      <w:pPr>
+        <w:spacing w:after="80" w:before="0" w:line="290" w:lineRule="auto"/>
+      </w:pPr>
+      <w:r>
+        <w:rPr>
+          <w:rFonts w:ascii="ＭＳ 明朝" w:eastAsia="ＭＳ 明朝" w:hAnsi="ＭＳ 明朝"/>
+          <w:sz w:val="20"/>
+          <w:szCs w:val="20"/>
+        </w:rPr>
+        <w:t xml:space="preserve"/>
+      </w:r>
+    </w:p>
+    <w:tbl>
+      <w:tblPr>
+        <w:tblW w:type="dxa" w:w="9072"/>
+        <w:tblBorders>
+          <w:top w:val="single" w:color="auto" w:sz="4"/>
+          <w:left w:val="single" w:color="auto" w:sz="4"/>
+          <w:bottom w:val="single" w:color="auto" w:sz="4"/>
+          <w:right w:val="single" w:color="auto" w:sz="4"/>
+          <w:insideH w:val="single" w:color="auto" w:sz="4"/>
+          <w:insideV w:val="single" w:color="auto" w:sz="4"/>
+        </w:tblBorders>
+        <w:tblLayout w:type="fixed"/>
+      </w:tblPr>
+      <w:tblGrid>
+        <w:gridCol w:w="9072"/>
+      </w:tblGrid>
+      <w:tr>
+        <w:tc>
+          <w:tcPr>
+            <w:tcW w:type="dxa" w:w="9072"/>
+            <w:shd w:fill="16395C" w:color="auto" w:val="clear"/>
+            <w:tcMar>
+              <w:top w:type="dxa" w:w="60"/>
+              <w:left w:type="dxa" w:w="100"/>
+              <w:bottom w:type="dxa" w:w="60"/>
+              <w:right w:type="dxa" w:w="100"/>
+            </w:tcMar>
+            <w:vAlign w:val="center"/>
+          </w:tcPr>
+          <w:p>
+            <w:pPr>
+              <w:spacing w:line="250" w:lineRule="auto"/>
+            </w:pPr>
+            <w:r>
+              <w:rPr>
+                <w:rFonts w:ascii="ＭＳ ゴシック" w:eastAsia="ＭＳ ゴシック" w:hAnsi="ＭＳ ゴシック"/>
+                <w:b/>
+                <w:bCs/>
+                <w:color w:val="FFFFFF"/>
+                <w:sz w:val="21"/>
+                <w:szCs w:val="21"/>
+              </w:rPr>
+              <w:t xml:space="preserve">３　根拠にしている資料</w:t>
+            </w:r>
+          </w:p>
+        </w:tc>
+      </w:tr>
+    </w:tbl>
+    <w:p>
+      <w:pPr>
+        <w:spacing w:after="0" w:before="0" w:line="290" w:lineRule="auto"/>
+        <w:ind w:left="180"/>
+      </w:pPr>
+      <w:r>
+        <w:rPr>
+          <w:rFonts w:ascii="ＭＳ 明朝" w:eastAsia="ＭＳ 明朝" w:hAnsi="ＭＳ 明朝"/>
+          <w:sz w:val="19"/>
+          <w:szCs w:val="19"/>
+        </w:rPr>
+        <w:t xml:space="preserve">・令和8年2月10日付け事務連絡 1.(1)・1.(2)</w:t>
+      </w:r>
+    </w:p>
+    <w:p>
+      <w:pPr>
+        <w:spacing w:after="0" w:before="0" w:line="290" w:lineRule="auto"/>
+        <w:ind w:left="180"/>
+      </w:pPr>
+      <w:r>
+        <w:rPr>
+          <w:rFonts w:ascii="ＭＳ 明朝" w:eastAsia="ＭＳ 明朝" w:hAnsi="ＭＳ 明朝"/>
+          <w:sz w:val="19"/>
+          <w:szCs w:val="19"/>
+        </w:rPr>
+        <w:t xml:space="preserve">・貨物自動車運送事業法2条2項</w:t>
+      </w:r>
+    </w:p>
+    <w:p>
+      <w:pPr>
+        <w:spacing w:after="80" w:before="0" w:line="290" w:lineRule="auto"/>
+      </w:pPr>
+      <w:r>
+        <w:rPr>
+          <w:rFonts w:ascii="ＭＳ 明朝" w:eastAsia="ＭＳ 明朝" w:hAnsi="ＭＳ 明朝"/>
+          <w:sz w:val="20"/>
+          <w:szCs w:val="20"/>
+        </w:rPr>
+        <w:t xml:space="preserve"/>
+      </w:r>
+    </w:p>
+    <w:tbl>
+      <w:tblPr>
+        <w:tblW w:type="dxa" w:w="9072"/>
+        <w:tblBorders>
+          <w:top w:val="single" w:color="auto" w:sz="4"/>
+          <w:left w:val="single" w:color="auto" w:sz="4"/>
+          <w:bottom w:val="single" w:color="auto" w:sz="4"/>
+          <w:right w:val="single" w:color="auto" w:sz="4"/>
+          <w:insideH w:val="single" w:color="auto" w:sz="4"/>
+          <w:insideV w:val="single" w:color="auto" w:sz="4"/>
+        </w:tblBorders>
+        <w:tblLayout w:type="fixed"/>
+      </w:tblPr>
+      <w:tblGrid>
+        <w:gridCol w:w="9072"/>
+      </w:tblGrid>
+      <w:tr>
+        <w:tc>
+          <w:tcPr>
+            <w:tcW w:type="dxa" w:w="9072"/>
+            <w:shd w:fill="16395C" w:color="auto" w:val="clear"/>
+            <w:tcMar>
+              <w:top w:type="dxa" w:w="60"/>
+              <w:left w:type="dxa" w:w="100"/>
+              <w:bottom w:type="dxa" w:w="60"/>
+              <w:right w:type="dxa" w:w="100"/>
+            </w:tcMar>
+            <w:vAlign w:val="center"/>
+          </w:tcPr>
+          <w:p>
+            <w:pPr>
+              <w:spacing w:line="250" w:lineRule="auto"/>
+            </w:pPr>
+            <w:r>
+              <w:rPr>
+                <w:rFonts w:ascii="ＭＳ ゴシック" w:eastAsia="ＭＳ ゴシック" w:hAnsi="ＭＳ ゴシック"/>
+                <w:b/>
+                <w:bCs/>
+                <w:color w:val="FFFFFF"/>
+                <w:sz w:val="21"/>
+                <w:szCs w:val="21"/>
+              </w:rPr>
+              <w:t xml:space="preserve">４　お聞きしたいこと</w:t>
+            </w:r>
+          </w:p>
+        </w:tc>
+      </w:tr>
+    </w:tbl>
+    <w:p>
+      <w:pPr>
+        <w:spacing w:after="0" w:before="0" w:line="290" w:lineRule="auto"/>
+        <w:ind w:left="180"/>
+      </w:pPr>
+      <w:r>
+        <w:rPr>
+          <w:rFonts w:ascii="ＭＳ 明朝" w:eastAsia="ＭＳ 明朝" w:hAnsi="ＭＳ 明朝"/>
+          <w:sz w:val="20"/>
+          <w:szCs w:val="20"/>
+        </w:rPr>
+        <w:t xml:space="preserve">(1) 契約による所有権移転の定めにより、1.(1)に該当すると評価されますでしょうか。</w:t>
+      </w:r>
+    </w:p>
+    <w:p>
+      <w:pPr>
+        <w:spacing w:after="0" w:before="0" w:line="290" w:lineRule="auto"/>
+        <w:ind w:left="180"/>
+      </w:pPr>
+      <w:r>
+        <w:rPr>
+          <w:rFonts w:ascii="ＭＳ 明朝" w:eastAsia="ＭＳ 明朝" w:hAnsi="ＭＳ 明朝"/>
+          <w:sz w:val="20"/>
+          <w:szCs w:val="20"/>
+        </w:rPr>
+        <w:t xml:space="preserve">(2) それとも、残土の処分を請け負ったものとして1.(2)のⅰからⅲで判断されますでしょうか。</w:t>
+      </w:r>
+    </w:p>
+    <w:p>
+      <w:pPr>
+        <w:spacing w:after="0" w:before="0" w:line="290" w:lineRule="auto"/>
+        <w:ind w:left="180"/>
+      </w:pPr>
+      <w:r>
+        <w:rPr>
+          <w:rFonts w:ascii="ＭＳ 明朝" w:eastAsia="ＭＳ 明朝" w:hAnsi="ＭＳ 明朝"/>
+          <w:sz w:val="20"/>
+          <w:szCs w:val="20"/>
+        </w:rPr>
+        <w:t xml:space="preserve">(3) 所有権移転の定めが形式的なものとみなされる場合があるとすれば、どのような場合でしょうか。</w:t>
+      </w:r>
+    </w:p>
+    <w:p>
+      <w:pPr>
+        <w:spacing w:after="0" w:before="0" w:line="290" w:lineRule="auto"/>
+        <w:ind w:left="180"/>
+      </w:pPr>
+      <w:r>
+        <w:rPr>
+          <w:rFonts w:ascii="ＭＳ 明朝" w:eastAsia="ＭＳ 明朝" w:hAnsi="ＭＳ 明朝"/>
+          <w:sz w:val="20"/>
+          <w:szCs w:val="20"/>
+        </w:rPr>
+        <w:t xml:space="preserve">(4) 差し支えなければ、上記の契約書案を持参してご確認いただくことは可能でしょうか。</w:t>
       </w:r>
     </w:p>
     <w:p>
